--- a/Projektplanjng_Erik_Oskar.docx
+++ b/Projektplanjng_Erik_Oskar.docx
@@ -26,15 +26,7 @@
         </w:numPr>
       </w:pPr>
       <w:r>
-        <w:t xml:space="preserve">2D </w:t>
-      </w:r>
-      <w:proofErr w:type="spellStart"/>
-      <w:r>
-        <w:t>Platformer</w:t>
-      </w:r>
-      <w:proofErr w:type="spellEnd"/>
-      <w:r>
-        <w:t xml:space="preserve"> auf Unity erstellen</w:t>
+        <w:t>2D Platformer auf Unity erstellen</w:t>
       </w:r>
     </w:p>
     <w:p>
@@ -45,402 +37,1010 @@
           <w:numId w:val="1"/>
         </w:numPr>
       </w:pPr>
-      <w:proofErr w:type="spellStart"/>
-      <w:r>
-        <w:t>Simplistischer</w:t>
-      </w:r>
-      <w:proofErr w:type="spellEnd"/>
+      <w:r>
+        <w:t>Simplistischer Combatsystem (Ähnlich wie Hollow Knight)</w:t>
+      </w:r>
+    </w:p>
+    <w:p>
+      <w:pPr>
+        <w:pStyle w:val="Listenabsatz"/>
+        <w:numPr>
+          <w:ilvl w:val="0"/>
+          <w:numId w:val="1"/>
+        </w:numPr>
+      </w:pPr>
+      <w:r>
+        <w:t xml:space="preserve">Story: Du </w:t>
+      </w:r>
+      <w:r>
+        <w:t>wirst vom König geschickt und musst</w:t>
+      </w:r>
+      <w:r>
+        <w:t xml:space="preserve"> dich in ein Unterirdisches Höhlensystem bzw. Dungeon begeben und </w:t>
+      </w:r>
+      <w:r>
+        <w:t>1</w:t>
+      </w:r>
+      <w:r>
+        <w:t xml:space="preserve"> Böse</w:t>
+      </w:r>
+      <w:r>
+        <w:t>n</w:t>
+      </w:r>
+      <w:r>
+        <w:t xml:space="preserve"> Magier töten </w:t>
+      </w:r>
+      <w:r>
+        <w:t xml:space="preserve">um ihn zu stoppen </w:t>
+      </w:r>
+      <w:r>
+        <w:t>Magische Kristalle für böse Zwecke zu verwenden</w:t>
+      </w:r>
+    </w:p>
+    <w:p>
+      <w:pPr>
+        <w:pStyle w:val="Listenabsatz"/>
+        <w:numPr>
+          <w:ilvl w:val="0"/>
+          <w:numId w:val="1"/>
+        </w:numPr>
+      </w:pPr>
+      <w:r>
+        <w:t xml:space="preserve">Man startet in einem Camp </w:t>
+      </w:r>
+      <w:r>
+        <w:t xml:space="preserve">auf einer Ebene </w:t>
+      </w:r>
+      <w:r>
+        <w:t xml:space="preserve">vor dem Schloss, was den ersten Checkpoint mit </w:t>
+      </w:r>
+      <w:r>
+        <w:t>einem Tutorial darstellt.</w:t>
+      </w:r>
+      <w:r>
+        <w:t xml:space="preserve"> Wenn du sofort zum Schloss gehst wirst du abgewiesen da du einen Brief benötigst welchen du im Tutorial am Rande des Waldes findest.</w:t>
+      </w:r>
+      <w:r>
+        <w:t xml:space="preserve"> Im Tutorial erklärt ein NPC dir wie du dich bewegen kannst und anschließend musst du ein Banditenlager </w:t>
+      </w:r>
+      <w:r>
+        <w:t>unterwerfen</w:t>
+      </w:r>
+      <w:r>
+        <w:t>. Danach begibst du dich zum Schloss wo der König dir deine Hauptquest gibt:</w:t>
+      </w:r>
+      <w:r>
+        <w:t xml:space="preserve"> Ein böser Magier hat die Kontrolle über den Dungeon unter der Burg übernommen und du musst ihn stoppen. </w:t>
+      </w:r>
+    </w:p>
+    <w:p>
+      <w:pPr>
+        <w:pStyle w:val="Listenabsatz"/>
+        <w:numPr>
+          <w:ilvl w:val="0"/>
+          <w:numId w:val="1"/>
+        </w:numPr>
+      </w:pPr>
+      <w:r>
+        <w:t>Du begibst dich in den Dungeon und triffst auf viele Gegner</w:t>
+      </w:r>
+      <w:r>
+        <w:t xml:space="preserve"> und triffst auf den Magier </w:t>
+      </w:r>
+      <w:r>
+        <w:t>doch der flüchtet in die Höhle unter dem Dungeon und lässt dich gegen einen Mini-Boss kämpfen</w:t>
+      </w:r>
+      <w:r>
+        <w:t xml:space="preserve">. Anschließend folgst du dem Magier in die Höhle und musst dich dort durchkämpfen bis du anschließend ein letztes Mal gegen ihn kämpfst. </w:t>
+      </w:r>
+      <w:r>
+        <w:t>Nach dem du ihn besiegt hast wirst du als Held gefeiert und das Spiel endet.</w:t>
+      </w:r>
+    </w:p>
+    <w:p>
+      <w:pPr>
+        <w:pStyle w:val="Listenabsatz"/>
+        <w:numPr>
+          <w:ilvl w:val="0"/>
+          <w:numId w:val="1"/>
+        </w:numPr>
+      </w:pPr>
+      <w:r>
+        <w:t>Grafik soll eher pixelig sein</w:t>
+      </w:r>
+    </w:p>
+    <w:p>
+      <w:r>
+        <w:t>Mindestanforderungen</w:t>
+      </w:r>
+    </w:p>
+    <w:p>
+      <w:pPr>
+        <w:pStyle w:val="Listenabsatz"/>
+        <w:numPr>
+          <w:ilvl w:val="0"/>
+          <w:numId w:val="2"/>
+        </w:numPr>
+      </w:pPr>
+      <w:r>
+        <w:t xml:space="preserve">Klassen werden verwendet, um in Unity Dinge wie Movement, Enemys (Wahrscheinlich in mehrere Klassen aufgeteilt), </w:t>
+      </w:r>
+      <w:r>
+        <w:t xml:space="preserve">Objekte mit bestimmten Eigenschaften (z.B. Spikes und Fallen) </w:t>
+      </w:r>
+      <w:r>
+        <w:t>umzusetzen</w:t>
+      </w:r>
+    </w:p>
+    <w:p>
+      <w:pPr>
+        <w:pStyle w:val="Listenabsatz"/>
+        <w:numPr>
+          <w:ilvl w:val="0"/>
+          <w:numId w:val="2"/>
+        </w:numPr>
+      </w:pPr>
+      <w:r>
+        <w:t xml:space="preserve">Listen werden für Inventar, Leben und Münzen verwendet </w:t>
+      </w:r>
+    </w:p>
+    <w:p>
+      <w:pPr>
+        <w:pStyle w:val="Listenabsatz"/>
+        <w:numPr>
+          <w:ilvl w:val="0"/>
+          <w:numId w:val="2"/>
+        </w:numPr>
+      </w:pPr>
+      <w:r>
+        <w:t>Usercontroll gibt es in Unity so nicht (So ChatGPT)</w:t>
+      </w:r>
+    </w:p>
+    <w:p>
+      <w:pPr>
+        <w:pStyle w:val="Listenabsatz"/>
+        <w:numPr>
+          <w:ilvl w:val="0"/>
+          <w:numId w:val="2"/>
+        </w:numPr>
+      </w:pPr>
+      <w:r>
+        <w:t xml:space="preserve">Objekte werden </w:t>
+      </w:r>
+      <w:r>
+        <w:t>grafisch dargestellt</w:t>
+      </w:r>
+    </w:p>
+    <w:p>
+      <w:pPr>
+        <w:pStyle w:val="Listenabsatz"/>
+        <w:numPr>
+          <w:ilvl w:val="0"/>
+          <w:numId w:val="2"/>
+        </w:numPr>
+      </w:pPr>
+      <w:r>
+        <w:t>Herzen</w:t>
+      </w:r>
+      <w:r>
+        <w:t xml:space="preserve"> und </w:t>
+      </w:r>
+      <w:r>
+        <w:t xml:space="preserve">Geld </w:t>
+      </w:r>
+      <w:r>
+        <w:t>werden prozedural im Code generiert</w:t>
+      </w:r>
+    </w:p>
+    <w:p>
+      <w:pPr>
+        <w:pStyle w:val="Listenabsatz"/>
+        <w:numPr>
+          <w:ilvl w:val="0"/>
+          <w:numId w:val="2"/>
+        </w:numPr>
+      </w:pPr>
+      <w:r>
+        <w:t>Position auf der Karte</w:t>
+      </w:r>
+      <w:r>
+        <w:t xml:space="preserve"> (lezter Checkpoint)</w:t>
+      </w:r>
+      <w:r>
+        <w:t xml:space="preserve">, Geld, Herzen, Inventar, </w:t>
+      </w:r>
+      <w:r>
+        <w:t>Progress (Boss tot?)</w:t>
+      </w:r>
+      <w:r>
+        <w:t xml:space="preserve"> werden alle</w:t>
+      </w:r>
       <w:r>
         <w:t xml:space="preserve"> </w:t>
       </w:r>
-      <w:proofErr w:type="spellStart"/>
+      <w:r>
+        <w:t>gespeichert</w:t>
+      </w:r>
+    </w:p>
+    <w:p>
+      <w:pPr>
+        <w:pStyle w:val="Listenabsatz"/>
+        <w:numPr>
+          <w:ilvl w:val="0"/>
+          <w:numId w:val="2"/>
+        </w:numPr>
+      </w:pPr>
+      <w:r>
+        <w:t>Keine Ahnung wie man Unterfenster bzw. Seiten in Unity funktioniert oder ob es überhaupt geht aber wenn dann wird das Inventar und das Main Menu und Settingsmenü als Unterseiten gemacht</w:t>
+      </w:r>
+    </w:p>
+    <w:p>
+      <w:pPr>
+        <w:pStyle w:val="Listenabsatz"/>
+        <w:numPr>
+          <w:ilvl w:val="0"/>
+          <w:numId w:val="2"/>
+        </w:numPr>
+      </w:pPr>
+      <w:r>
+        <w:lastRenderedPageBreak/>
+        <w:t>Gelogged werden Inputs des Spielers, Interaktionen mit NPCs, Gegnern, Objecten</w:t>
+      </w:r>
+      <w:r>
+        <w:t>, Etc.</w:t>
+      </w:r>
+    </w:p>
+    <w:p>
+      <w:pPr>
+        <w:pStyle w:val="Listenabsatz"/>
+        <w:numPr>
+          <w:ilvl w:val="0"/>
+          <w:numId w:val="2"/>
+        </w:numPr>
+      </w:pPr>
+      <w:r>
+        <w:t>Animiert werden Spieler (Bewegen, Angreifen, …), Gegner, NPCs (Idle Animationen, …), Environment (Background, …)</w:t>
+      </w:r>
+    </w:p>
+    <w:p>
+      <w:r>
+        <w:t>Must-haves:</w:t>
+      </w:r>
+    </w:p>
+    <w:p>
+      <w:pPr>
+        <w:pStyle w:val="Listenabsatz"/>
+        <w:numPr>
+          <w:ilvl w:val="0"/>
+          <w:numId w:val="3"/>
+        </w:numPr>
+      </w:pPr>
+      <w:r>
+        <w:t>Spieler:</w:t>
+      </w:r>
+    </w:p>
+    <w:p>
+      <w:pPr>
+        <w:pStyle w:val="Listenabsatz"/>
+        <w:numPr>
+          <w:ilvl w:val="1"/>
+          <w:numId w:val="3"/>
+        </w:numPr>
+      </w:pPr>
+      <w:r>
+        <w:t>Movement:</w:t>
+      </w:r>
+    </w:p>
+    <w:p>
+      <w:pPr>
+        <w:pStyle w:val="Listenabsatz"/>
+        <w:numPr>
+          <w:ilvl w:val="2"/>
+          <w:numId w:val="3"/>
+        </w:numPr>
+      </w:pPr>
+      <w:r>
+        <w:t>Springen mit Space</w:t>
+      </w:r>
+    </w:p>
+    <w:p>
+      <w:pPr>
+        <w:pStyle w:val="Listenabsatz"/>
+        <w:numPr>
+          <w:ilvl w:val="2"/>
+          <w:numId w:val="3"/>
+        </w:numPr>
+      </w:pPr>
+      <w:r>
+        <w:t>Walljump (Nach kurzem Zeitdelay rutscht man ab)</w:t>
+      </w:r>
+    </w:p>
+    <w:p>
+      <w:pPr>
+        <w:pStyle w:val="Listenabsatz"/>
+        <w:numPr>
+          <w:ilvl w:val="2"/>
+          <w:numId w:val="3"/>
+        </w:numPr>
+      </w:pPr>
+      <w:r>
+        <w:t>Mit A-Key nach links beweg</w:t>
+      </w:r>
+      <w:r>
+        <w:t>en</w:t>
+      </w:r>
+    </w:p>
+    <w:p>
+      <w:pPr>
+        <w:pStyle w:val="Listenabsatz"/>
+        <w:numPr>
+          <w:ilvl w:val="2"/>
+          <w:numId w:val="3"/>
+        </w:numPr>
+      </w:pPr>
+      <w:r>
+        <w:t>Mit D-Key nach rechts bewegen</w:t>
+      </w:r>
+    </w:p>
+    <w:p>
+      <w:pPr>
+        <w:pStyle w:val="Listenabsatz"/>
+        <w:numPr>
+          <w:ilvl w:val="2"/>
+          <w:numId w:val="3"/>
+        </w:numPr>
+      </w:pPr>
+      <w:r>
+        <w:t>Mit S-Key crouchen</w:t>
+      </w:r>
+    </w:p>
+    <w:p>
+      <w:pPr>
+        <w:pStyle w:val="Listenabsatz"/>
+        <w:numPr>
+          <w:ilvl w:val="1"/>
+          <w:numId w:val="3"/>
+        </w:numPr>
+      </w:pPr>
+      <w:r>
+        <w:t xml:space="preserve"> </w:t>
+      </w:r>
       <w:r>
         <w:t>Combatsystem</w:t>
       </w:r>
-      <w:proofErr w:type="spellEnd"/>
-      <w:r>
-        <w:t xml:space="preserve"> (Ähnlich wie Hollow Knight)</w:t>
-      </w:r>
-    </w:p>
-    <w:p>
-      <w:pPr>
-        <w:pStyle w:val="Listenabsatz"/>
-        <w:numPr>
-          <w:ilvl w:val="0"/>
-          <w:numId w:val="1"/>
-        </w:numPr>
-      </w:pPr>
-      <w:r>
-        <w:t xml:space="preserve">Story: Du </w:t>
-      </w:r>
-      <w:r>
-        <w:t>wirst vom König geschickt und musst</w:t>
-      </w:r>
-      <w:r>
-        <w:t xml:space="preserve"> dich in ein Unterirdisches Höhlensystem bzw. Dungeon begeben und </w:t>
-      </w:r>
-      <w:r>
-        <w:t>1</w:t>
-      </w:r>
-      <w:r>
-        <w:t xml:space="preserve"> Böse</w:t>
+    </w:p>
+    <w:p>
+      <w:pPr>
+        <w:pStyle w:val="Listenabsatz"/>
+        <w:numPr>
+          <w:ilvl w:val="2"/>
+          <w:numId w:val="3"/>
+        </w:numPr>
+      </w:pPr>
+      <w:r>
+        <w:t xml:space="preserve"> </w:t>
+      </w:r>
+      <w:r>
+        <w:t>Schlag nach links</w:t>
+      </w:r>
+      <w:r>
+        <w:t xml:space="preserve"> mit Mouseclick und D</w:t>
+      </w:r>
+    </w:p>
+    <w:p>
+      <w:pPr>
+        <w:pStyle w:val="Listenabsatz"/>
+        <w:numPr>
+          <w:ilvl w:val="2"/>
+          <w:numId w:val="3"/>
+        </w:numPr>
+      </w:pPr>
+      <w:r>
+        <w:t>Schlag nach rechts</w:t>
+      </w:r>
+      <w:r>
+        <w:t xml:space="preserve"> mit Mouseclick und A</w:t>
+      </w:r>
+    </w:p>
+    <w:p>
+      <w:pPr>
+        <w:pStyle w:val="Listenabsatz"/>
+        <w:numPr>
+          <w:ilvl w:val="2"/>
+          <w:numId w:val="3"/>
+        </w:numPr>
+      </w:pPr>
+      <w:r>
+        <w:t>Schlag nach oben</w:t>
+      </w:r>
+      <w:r>
+        <w:t xml:space="preserve"> mit Mouseclick und W</w:t>
+      </w:r>
+    </w:p>
+    <w:p>
+      <w:pPr>
+        <w:pStyle w:val="Listenabsatz"/>
+        <w:numPr>
+          <w:ilvl w:val="2"/>
+          <w:numId w:val="3"/>
+        </w:numPr>
+      </w:pPr>
+      <w:r>
+        <w:t>Mit R heilen</w:t>
+      </w:r>
+    </w:p>
+    <w:p>
+      <w:pPr>
+        <w:pStyle w:val="Listenabsatz"/>
+        <w:numPr>
+          <w:ilvl w:val="1"/>
+          <w:numId w:val="3"/>
+        </w:numPr>
+      </w:pPr>
+      <w:r>
+        <w:t>Interagieren mit NPCs und Gegnern</w:t>
+      </w:r>
+    </w:p>
+    <w:p>
+      <w:pPr>
+        <w:pStyle w:val="Listenabsatz"/>
+        <w:numPr>
+          <w:ilvl w:val="2"/>
+          <w:numId w:val="3"/>
+        </w:numPr>
+      </w:pPr>
+      <w:r>
+        <w:t>Mit E mit den NPCs reden</w:t>
+      </w:r>
+      <w:r>
+        <w:t xml:space="preserve"> wird Dialog angezeigt</w:t>
+      </w:r>
+    </w:p>
+    <w:p>
+      <w:pPr>
+        <w:pStyle w:val="Listenabsatz"/>
+        <w:numPr>
+          <w:ilvl w:val="2"/>
+          <w:numId w:val="3"/>
+        </w:numPr>
+      </w:pPr>
+      <w:r>
+        <w:t>Wenn Gegner berührt wird, wird Schaden genommen</w:t>
+      </w:r>
+    </w:p>
+    <w:p>
+      <w:pPr>
+        <w:pStyle w:val="Listenabsatz"/>
+        <w:numPr>
+          <w:ilvl w:val="1"/>
+          <w:numId w:val="3"/>
+        </w:numPr>
+      </w:pPr>
+      <w:r>
+        <w:t xml:space="preserve"> Inventar </w:t>
+      </w:r>
+      <w:r>
+        <w:t>in dem die</w:t>
+      </w:r>
+      <w:r>
+        <w:t xml:space="preserve"> Items</w:t>
+      </w:r>
+      <w:r>
+        <w:t xml:space="preserve"> angezeigt werden</w:t>
+      </w:r>
+    </w:p>
+    <w:p>
+      <w:pPr>
+        <w:pStyle w:val="Listenabsatz"/>
+        <w:numPr>
+          <w:ilvl w:val="1"/>
+          <w:numId w:val="3"/>
+        </w:numPr>
+      </w:pPr>
+      <w:r>
+        <w:t xml:space="preserve"> Lebensanzeige</w:t>
+      </w:r>
+    </w:p>
+    <w:p>
+      <w:pPr>
+        <w:pStyle w:val="Listenabsatz"/>
+        <w:numPr>
+          <w:ilvl w:val="2"/>
+          <w:numId w:val="3"/>
+        </w:numPr>
+      </w:pPr>
+      <w:r>
+        <w:t>Mit Herzen wird angezeigt wie viel leben der Spieler noch ha</w:t>
+      </w:r>
+      <w:r>
+        <w:t>t</w:t>
+      </w:r>
+    </w:p>
+    <w:p>
+      <w:pPr>
+        <w:pStyle w:val="Listenabsatz"/>
+        <w:ind w:left="2160"/>
+      </w:pPr>
+    </w:p>
+    <w:p>
+      <w:pPr>
+        <w:pStyle w:val="Listenabsatz"/>
+        <w:numPr>
+          <w:ilvl w:val="0"/>
+          <w:numId w:val="3"/>
+        </w:numPr>
+      </w:pPr>
+      <w:r>
+        <w:t xml:space="preserve">Gegner: </w:t>
+      </w:r>
+    </w:p>
+    <w:p>
+      <w:pPr>
+        <w:pStyle w:val="Listenabsatz"/>
+        <w:numPr>
+          <w:ilvl w:val="1"/>
+          <w:numId w:val="3"/>
+        </w:numPr>
+      </w:pPr>
+      <w:r>
+        <w:t>Simple Gegner</w:t>
+      </w:r>
+      <w:r>
+        <w:t xml:space="preserve"> (Bewegen sich von Rechts nach links, wenn sie den Spieler berühren machen sie Schaden)</w:t>
+      </w:r>
+    </w:p>
+    <w:p>
+      <w:pPr>
+        <w:pStyle w:val="Listenabsatz"/>
+        <w:numPr>
+          <w:ilvl w:val="1"/>
+          <w:numId w:val="3"/>
+        </w:numPr>
+      </w:pPr>
+      <w:r>
+        <w:t>Gegner welche den Spieler verfolgen sobald er in</w:t>
+      </w:r>
+      <w:r>
+        <w:t xml:space="preserve"> ihre Sight-Hitbox tritt bis der Spieler wieder aus dieser Hitbox heraustritt</w:t>
+      </w:r>
+    </w:p>
+    <w:p>
+      <w:pPr>
+        <w:pStyle w:val="Listenabsatz"/>
+        <w:numPr>
+          <w:ilvl w:val="1"/>
+          <w:numId w:val="3"/>
+        </w:numPr>
+      </w:pPr>
+      <w:r>
+        <w:t xml:space="preserve">Fallen und Environmental Hazards </w:t>
+      </w:r>
+    </w:p>
+    <w:p>
+      <w:pPr>
+        <w:pStyle w:val="Listenabsatz"/>
+        <w:numPr>
+          <w:ilvl w:val="2"/>
+          <w:numId w:val="3"/>
+        </w:numPr>
+      </w:pPr>
+      <w:r>
+        <w:t>Spikes</w:t>
+      </w:r>
+    </w:p>
+    <w:p>
+      <w:pPr>
+        <w:pStyle w:val="Listenabsatz"/>
+        <w:numPr>
+          <w:ilvl w:val="2"/>
+          <w:numId w:val="3"/>
+        </w:numPr>
+      </w:pPr>
+      <w:r>
+        <w:t>Pfeilfalle</w:t>
+      </w:r>
+    </w:p>
+    <w:p>
+      <w:pPr>
+        <w:pStyle w:val="Listenabsatz"/>
+        <w:numPr>
+          <w:ilvl w:val="2"/>
+          <w:numId w:val="3"/>
+        </w:numPr>
+      </w:pPr>
+      <w:r>
+        <w:t>Bärenfalle</w:t>
+      </w:r>
+    </w:p>
+    <w:p>
+      <w:pPr>
+        <w:pStyle w:val="Listenabsatz"/>
+        <w:numPr>
+          <w:ilvl w:val="0"/>
+          <w:numId w:val="3"/>
+        </w:numPr>
+      </w:pPr>
+      <w:r>
+        <w:t>Boss</w:t>
+      </w:r>
+      <w:r>
+        <w:t>e</w:t>
+      </w:r>
+    </w:p>
+    <w:p>
+      <w:pPr>
+        <w:pStyle w:val="Listenabsatz"/>
+        <w:numPr>
+          <w:ilvl w:val="1"/>
+          <w:numId w:val="3"/>
+        </w:numPr>
+      </w:pPr>
+      <w:r>
+        <w:t xml:space="preserve">Ein Boss mit relativ simplen Moves </w:t>
+      </w:r>
+    </w:p>
+    <w:p>
+      <w:pPr>
+        <w:pStyle w:val="Listenabsatz"/>
+        <w:numPr>
+          <w:ilvl w:val="2"/>
+          <w:numId w:val="3"/>
+        </w:numPr>
+      </w:pPr>
+      <w:r>
+        <w:t>Schlag der eine Schockwave spawned</w:t>
+      </w:r>
+    </w:p>
+    <w:p>
+      <w:pPr>
+        <w:pStyle w:val="Listenabsatz"/>
+        <w:numPr>
+          <w:ilvl w:val="2"/>
+          <w:numId w:val="3"/>
+        </w:numPr>
+      </w:pPr>
+      <w:r>
+        <w:t>Nahkampfangriff nach Rechts bzw. Links</w:t>
+      </w:r>
+    </w:p>
+    <w:p>
+      <w:pPr>
+        <w:pStyle w:val="Listenabsatz"/>
+        <w:numPr>
+          <w:ilvl w:val="2"/>
+          <w:numId w:val="3"/>
+        </w:numPr>
+      </w:pPr>
+      <w:r>
+        <w:t>Fernkampfangriff (Projektil wird in Richtung Spieler abgefeuert)</w:t>
+      </w:r>
+    </w:p>
+    <w:p>
+      <w:pPr>
+        <w:pStyle w:val="Listenabsatz"/>
+        <w:numPr>
+          <w:ilvl w:val="2"/>
+          <w:numId w:val="3"/>
+        </w:numPr>
+      </w:pPr>
+      <w:r>
+        <w:t>Nahkampfangriff der in die Richtung des Angriffes Spikes aus dem Boden erscheinen lässt und diese dann wieder verschwi</w:t>
       </w:r>
       <w:r>
         <w:t>n</w:t>
       </w:r>
       <w:r>
-        <w:t xml:space="preserve"> Magier </w:t>
-      </w:r>
-      <w:proofErr w:type="gramStart"/>
-      <w:r>
-        <w:t>töten</w:t>
-      </w:r>
-      <w:proofErr w:type="gramEnd"/>
+        <w:t xml:space="preserve">den </w:t>
+      </w:r>
+    </w:p>
+    <w:p>
+      <w:pPr>
+        <w:pStyle w:val="Listenabsatz"/>
+        <w:numPr>
+          <w:ilvl w:val="1"/>
+          <w:numId w:val="3"/>
+        </w:numPr>
+      </w:pPr>
+      <w:r>
+        <w:t>Ein Mini-Boss</w:t>
+      </w:r>
+    </w:p>
+    <w:p>
+      <w:pPr>
+        <w:pStyle w:val="Listenabsatz"/>
+        <w:numPr>
+          <w:ilvl w:val="2"/>
+          <w:numId w:val="3"/>
+        </w:numPr>
+      </w:pPr>
+      <w:r>
+        <w:lastRenderedPageBreak/>
+        <w:t>Läuft nur von rechst nach links und springt manchmal</w:t>
+      </w:r>
+    </w:p>
+    <w:p>
+      <w:pPr>
+        <w:pStyle w:val="Listenabsatz"/>
+        <w:numPr>
+          <w:ilvl w:val="2"/>
+          <w:numId w:val="3"/>
+        </w:numPr>
+      </w:pPr>
+      <w:r>
+        <w:t>Eigentlich ein normaler Gegner aber mit einer HP-Leiste und mehr HP</w:t>
+      </w:r>
+    </w:p>
+    <w:p>
+      <w:pPr>
+        <w:pStyle w:val="Listenabsatz"/>
+        <w:numPr>
+          <w:ilvl w:val="0"/>
+          <w:numId w:val="3"/>
+        </w:numPr>
+      </w:pPr>
+      <w:r>
+        <w:t>Assets</w:t>
+      </w:r>
+    </w:p>
+    <w:p>
+      <w:pPr>
+        <w:pStyle w:val="Listenabsatz"/>
+        <w:numPr>
+          <w:ilvl w:val="1"/>
+          <w:numId w:val="3"/>
+        </w:numPr>
+      </w:pPr>
+      <w:r>
+        <w:t xml:space="preserve">Online gratis Assets </w:t>
+      </w:r>
+      <w:r>
+        <w:t xml:space="preserve">vom Unity Store </w:t>
+      </w:r>
+      <w:r>
+        <w:t>verwenden</w:t>
+      </w:r>
+    </w:p>
+    <w:p>
+      <w:pPr>
+        <w:pStyle w:val="Listenabsatz"/>
+        <w:numPr>
+          <w:ilvl w:val="1"/>
+          <w:numId w:val="3"/>
+        </w:numPr>
+      </w:pPr>
+      <w:r>
+        <w:t>simple die wir nicht finden werden selber gemacht</w:t>
+      </w:r>
+    </w:p>
+    <w:p>
+      <w:pPr>
+        <w:pStyle w:val="Listenabsatz"/>
+        <w:numPr>
+          <w:ilvl w:val="1"/>
+          <w:numId w:val="3"/>
+        </w:numPr>
+      </w:pPr>
+      <w:r>
+        <w:t>komplexe vielleicht mit KI</w:t>
+      </w:r>
+    </w:p>
+    <w:p>
+      <w:pPr>
+        <w:pStyle w:val="Listenabsatz"/>
+        <w:numPr>
+          <w:ilvl w:val="1"/>
+          <w:numId w:val="3"/>
+        </w:numPr>
+      </w:pPr>
+      <w:r>
+        <w:t>Animations</w:t>
+      </w:r>
+    </w:p>
+    <w:p>
+      <w:pPr>
+        <w:pStyle w:val="Listenabsatz"/>
+        <w:numPr>
+          <w:ilvl w:val="2"/>
+          <w:numId w:val="3"/>
+        </w:numPr>
+      </w:pPr>
+      <w:r>
+        <w:t>Spieler</w:t>
+      </w:r>
+    </w:p>
+    <w:p>
+      <w:pPr>
+        <w:pStyle w:val="Listenabsatz"/>
+        <w:numPr>
+          <w:ilvl w:val="3"/>
+          <w:numId w:val="3"/>
+        </w:numPr>
+      </w:pPr>
+      <w:r>
+        <w:t>Bewegen und Springen</w:t>
+      </w:r>
+    </w:p>
+    <w:p>
+      <w:pPr>
+        <w:pStyle w:val="Listenabsatz"/>
+        <w:numPr>
+          <w:ilvl w:val="3"/>
+          <w:numId w:val="3"/>
+        </w:numPr>
+      </w:pPr>
+      <w:r>
+        <w:t>Angriff</w:t>
+      </w:r>
+    </w:p>
+    <w:p>
+      <w:pPr>
+        <w:pStyle w:val="Listenabsatz"/>
+        <w:numPr>
+          <w:ilvl w:val="3"/>
+          <w:numId w:val="3"/>
+        </w:numPr>
+      </w:pPr>
+      <w:r>
+        <w:t>Schaden bekommen</w:t>
+      </w:r>
+    </w:p>
+    <w:p>
+      <w:pPr>
+        <w:pStyle w:val="Listenabsatz"/>
+        <w:numPr>
+          <w:ilvl w:val="3"/>
+          <w:numId w:val="3"/>
+        </w:numPr>
+      </w:pPr>
+      <w:r>
+        <w:t>Death</w:t>
+      </w:r>
+    </w:p>
+    <w:p>
+      <w:pPr>
+        <w:pStyle w:val="Listenabsatz"/>
+        <w:numPr>
+          <w:ilvl w:val="2"/>
+          <w:numId w:val="3"/>
+        </w:numPr>
+      </w:pPr>
+      <w:r>
+        <w:t>Gegner</w:t>
+      </w:r>
+    </w:p>
+    <w:p>
+      <w:pPr>
+        <w:pStyle w:val="Listenabsatz"/>
+        <w:numPr>
+          <w:ilvl w:val="3"/>
+          <w:numId w:val="3"/>
+        </w:numPr>
+      </w:pPr>
+      <w:r>
+        <w:t>Bewegen</w:t>
+      </w:r>
+    </w:p>
+    <w:p>
+      <w:pPr>
+        <w:pStyle w:val="Listenabsatz"/>
+        <w:numPr>
+          <w:ilvl w:val="3"/>
+          <w:numId w:val="3"/>
+        </w:numPr>
+      </w:pPr>
+      <w:r>
+        <w:t>Schaden bekommen</w:t>
+      </w:r>
+    </w:p>
+    <w:p>
+      <w:pPr>
+        <w:pStyle w:val="Listenabsatz"/>
+        <w:numPr>
+          <w:ilvl w:val="3"/>
+          <w:numId w:val="3"/>
+        </w:numPr>
+      </w:pPr>
+      <w:r>
+        <w:t>Death</w:t>
+      </w:r>
+    </w:p>
+    <w:p>
+      <w:pPr>
+        <w:pStyle w:val="Listenabsatz"/>
+        <w:numPr>
+          <w:ilvl w:val="2"/>
+          <w:numId w:val="3"/>
+        </w:numPr>
+      </w:pPr>
+      <w:r>
+        <w:t>Boss</w:t>
+      </w:r>
+    </w:p>
+    <w:p>
+      <w:pPr>
+        <w:pStyle w:val="Listenabsatz"/>
+        <w:numPr>
+          <w:ilvl w:val="3"/>
+          <w:numId w:val="3"/>
+        </w:numPr>
+      </w:pPr>
+      <w:r>
+        <w:t>Bewegen</w:t>
+      </w:r>
+    </w:p>
+    <w:p>
+      <w:pPr>
+        <w:pStyle w:val="Listenabsatz"/>
+        <w:numPr>
+          <w:ilvl w:val="3"/>
+          <w:numId w:val="3"/>
+        </w:numPr>
+      </w:pPr>
+      <w:r>
+        <w:t>Angriff</w:t>
+      </w:r>
+    </w:p>
+    <w:p>
+      <w:pPr>
+        <w:pStyle w:val="Listenabsatz"/>
+        <w:numPr>
+          <w:ilvl w:val="3"/>
+          <w:numId w:val="3"/>
+        </w:numPr>
+      </w:pPr>
+      <w:r>
+        <w:t>Schaden</w:t>
+      </w:r>
+    </w:p>
+    <w:p>
+      <w:pPr>
+        <w:pStyle w:val="Listenabsatz"/>
+        <w:numPr>
+          <w:ilvl w:val="3"/>
+          <w:numId w:val="3"/>
+        </w:numPr>
+      </w:pPr>
+      <w:r>
+        <w:t>Death</w:t>
+      </w:r>
+    </w:p>
+    <w:p>
+      <w:pPr>
+        <w:pStyle w:val="Listenabsatz"/>
+        <w:numPr>
+          <w:ilvl w:val="2"/>
+          <w:numId w:val="3"/>
+        </w:numPr>
+      </w:pPr>
+      <w:r>
+        <w:t>NPCs</w:t>
+      </w:r>
+    </w:p>
+    <w:p>
+      <w:pPr>
+        <w:pStyle w:val="Listenabsatz"/>
+        <w:numPr>
+          <w:ilvl w:val="3"/>
+          <w:numId w:val="3"/>
+        </w:numPr>
+      </w:pPr>
+      <w:r>
+        <w:t>Idle Animation</w:t>
+      </w:r>
       <w:r>
         <w:t xml:space="preserve"> </w:t>
       </w:r>
-      <w:r>
-        <w:t xml:space="preserve">um ihn zu stoppen </w:t>
-      </w:r>
-      <w:r>
-        <w:t>Magische Kristalle für böse Zwecke zu verwenden</w:t>
-      </w:r>
-    </w:p>
-    <w:p>
-      <w:pPr>
-        <w:pStyle w:val="Listenabsatz"/>
-        <w:numPr>
-          <w:ilvl w:val="0"/>
-          <w:numId w:val="1"/>
-        </w:numPr>
-      </w:pPr>
-      <w:r>
-        <w:t xml:space="preserve">Man startet in einem Camp </w:t>
-      </w:r>
-      <w:r>
-        <w:t xml:space="preserve">auf einer Ebene </w:t>
-      </w:r>
-      <w:r>
-        <w:t xml:space="preserve">vor dem Schloss, was den ersten Checkpoint mit </w:t>
-      </w:r>
-      <w:r>
-        <w:t>einem Tutorial darstellt.</w:t>
-      </w:r>
-      <w:r>
-        <w:t xml:space="preserve"> Wenn du sofort zum Schloss </w:t>
-      </w:r>
-      <w:proofErr w:type="gramStart"/>
-      <w:r>
-        <w:t>gehst</w:t>
-      </w:r>
-      <w:proofErr w:type="gramEnd"/>
-      <w:r>
-        <w:t xml:space="preserve"> wirst du abgewiesen da du einen Brief </w:t>
-      </w:r>
-      <w:proofErr w:type="gramStart"/>
-      <w:r>
-        <w:t>benötigst</w:t>
-      </w:r>
-      <w:proofErr w:type="gramEnd"/>
-      <w:r>
-        <w:t xml:space="preserve"> welchen du im Tutorial am Rande des Waldes findest.</w:t>
-      </w:r>
-      <w:r>
-        <w:t xml:space="preserve"> Im Tutorial erklärt ein NPC dir wie du dich bewegen kannst und anschließend musst du ein Banditenlager </w:t>
-      </w:r>
-      <w:r>
-        <w:t>unterwerfen</w:t>
-      </w:r>
-      <w:r>
-        <w:t xml:space="preserve">. Danach begibst du dich </w:t>
-      </w:r>
-      <w:proofErr w:type="gramStart"/>
-      <w:r>
-        <w:t>zum Schloss</w:t>
-      </w:r>
-      <w:proofErr w:type="gramEnd"/>
-      <w:r>
-        <w:t xml:space="preserve"> wo der König dir deine Hauptquest gibt:</w:t>
-      </w:r>
-      <w:r>
-        <w:t xml:space="preserve"> Ein böser Magier hat die Kontrolle über den Dungeon unter der Burg übernommen und du musst ihn stoppen. </w:t>
-      </w:r>
-    </w:p>
-    <w:p>
-      <w:pPr>
-        <w:pStyle w:val="Listenabsatz"/>
-        <w:numPr>
-          <w:ilvl w:val="0"/>
-          <w:numId w:val="1"/>
-        </w:numPr>
-      </w:pPr>
-      <w:r>
-        <w:t>Du begibst dich in den Dungeon und triffst auf viele Gegner</w:t>
-      </w:r>
-      <w:r>
-        <w:t xml:space="preserve"> und triffst auf den </w:t>
-      </w:r>
-      <w:proofErr w:type="gramStart"/>
-      <w:r>
-        <w:t>Magier</w:t>
-      </w:r>
-      <w:proofErr w:type="gramEnd"/>
-      <w:r>
-        <w:t xml:space="preserve"> </w:t>
-      </w:r>
-      <w:r>
-        <w:t>doch der flüchtet in die Höhle unter dem Dungeon und lässt dich gegen einen Mini-Boss kämpfen</w:t>
-      </w:r>
-      <w:r>
-        <w:t xml:space="preserve">. Anschließend folgst du dem Magier in die Höhle und musst dich dort </w:t>
-      </w:r>
-      <w:proofErr w:type="gramStart"/>
-      <w:r>
-        <w:t>durchkämpfen</w:t>
-      </w:r>
-      <w:proofErr w:type="gramEnd"/>
-      <w:r>
-        <w:t xml:space="preserve"> bis du anschließend ein letztes Mal gegen ihn kämpfst. </w:t>
-      </w:r>
-      <w:r>
-        <w:t>Nach dem du ihn besiegt hast wirst du als Held gefeiert und das Spiel endet.</w:t>
-      </w:r>
-    </w:p>
-    <w:p>
-      <w:pPr>
-        <w:pStyle w:val="Listenabsatz"/>
-        <w:numPr>
-          <w:ilvl w:val="0"/>
-          <w:numId w:val="1"/>
-        </w:numPr>
-      </w:pPr>
-      <w:r>
-        <w:t xml:space="preserve">Grafik soll eher </w:t>
-      </w:r>
-      <w:proofErr w:type="spellStart"/>
-      <w:r>
-        <w:t>pixelig</w:t>
-      </w:r>
-      <w:proofErr w:type="spellEnd"/>
-      <w:r>
-        <w:t xml:space="preserve"> sein</w:t>
-      </w:r>
-    </w:p>
-    <w:p>
-      <w:r>
-        <w:t>Mindestanforderungen</w:t>
-      </w:r>
-    </w:p>
-    <w:p>
-      <w:pPr>
-        <w:pStyle w:val="Listenabsatz"/>
-        <w:numPr>
-          <w:ilvl w:val="0"/>
-          <w:numId w:val="2"/>
-        </w:numPr>
-      </w:pPr>
-      <w:r>
-        <w:t xml:space="preserve">Klassen werden verwendet, um in Unity Dinge wie Movement, </w:t>
-      </w:r>
-      <w:proofErr w:type="spellStart"/>
-      <w:r>
-        <w:t>Enemys</w:t>
-      </w:r>
-      <w:proofErr w:type="spellEnd"/>
-      <w:r>
-        <w:t xml:space="preserve"> (Wahrscheinlich in mehrere Klassen aufgeteilt), </w:t>
-      </w:r>
-      <w:r>
-        <w:t xml:space="preserve">Objekte mit bestimmten Eigenschaften (z.B. Spikes und Fallen) </w:t>
-      </w:r>
-      <w:r>
-        <w:t>umzusetzen</w:t>
-      </w:r>
-    </w:p>
-    <w:p>
-      <w:pPr>
-        <w:pStyle w:val="Listenabsatz"/>
-        <w:numPr>
-          <w:ilvl w:val="0"/>
-          <w:numId w:val="2"/>
-        </w:numPr>
-      </w:pPr>
-      <w:r>
-        <w:t xml:space="preserve">Listen werden für Inventar, Leben und Münzen verwendet </w:t>
-      </w:r>
-    </w:p>
-    <w:p>
-      <w:pPr>
-        <w:pStyle w:val="Listenabsatz"/>
-        <w:numPr>
-          <w:ilvl w:val="0"/>
-          <w:numId w:val="2"/>
-        </w:numPr>
-      </w:pPr>
-      <w:proofErr w:type="spellStart"/>
-      <w:r>
-        <w:t>Usercontroll</w:t>
-      </w:r>
-      <w:proofErr w:type="spellEnd"/>
-      <w:r>
-        <w:t xml:space="preserve"> gibt es in Unity so nicht (So ChatGPT)</w:t>
-      </w:r>
-    </w:p>
-    <w:p>
-      <w:pPr>
-        <w:pStyle w:val="Listenabsatz"/>
-        <w:numPr>
-          <w:ilvl w:val="0"/>
-          <w:numId w:val="2"/>
-        </w:numPr>
-      </w:pPr>
-      <w:r>
-        <w:t xml:space="preserve">Objekte werden </w:t>
-      </w:r>
-      <w:r>
-        <w:t>grafisch dargestellt</w:t>
-      </w:r>
-    </w:p>
-    <w:p>
-      <w:pPr>
-        <w:pStyle w:val="Listenabsatz"/>
-        <w:numPr>
-          <w:ilvl w:val="0"/>
-          <w:numId w:val="2"/>
-        </w:numPr>
-      </w:pPr>
-      <w:r>
-        <w:t>Herzen</w:t>
-      </w:r>
-      <w:r>
-        <w:t xml:space="preserve"> und </w:t>
-      </w:r>
-      <w:r>
-        <w:t xml:space="preserve">Geld </w:t>
-      </w:r>
-      <w:r>
-        <w:t>werden prozedural im Code generiert</w:t>
-      </w:r>
-    </w:p>
-    <w:p>
-      <w:pPr>
-        <w:pStyle w:val="Listenabsatz"/>
-        <w:numPr>
-          <w:ilvl w:val="0"/>
-          <w:numId w:val="2"/>
-        </w:numPr>
-      </w:pPr>
-      <w:r>
-        <w:t>Position auf der Karte</w:t>
-      </w:r>
-      <w:r>
-        <w:t xml:space="preserve"> (</w:t>
-      </w:r>
-      <w:proofErr w:type="spellStart"/>
-      <w:r>
-        <w:t>lezter</w:t>
-      </w:r>
-      <w:proofErr w:type="spellEnd"/>
-      <w:r>
-        <w:t xml:space="preserve"> Checkpoint)</w:t>
-      </w:r>
-      <w:r>
-        <w:t xml:space="preserve">, Geld, Herzen, Inventar, </w:t>
-      </w:r>
-      <w:r>
-        <w:t>Progress (Boss tot?)</w:t>
-      </w:r>
-      <w:r>
-        <w:t xml:space="preserve"> werden alle</w:t>
-      </w:r>
-      <w:r>
-        <w:t xml:space="preserve"> </w:t>
-      </w:r>
-      <w:r>
-        <w:t>gespeichert</w:t>
-      </w:r>
-    </w:p>
-    <w:p>
-      <w:pPr>
-        <w:pStyle w:val="Listenabsatz"/>
-        <w:numPr>
-          <w:ilvl w:val="0"/>
-          <w:numId w:val="2"/>
-        </w:numPr>
-      </w:pPr>
-      <w:r>
-        <w:t xml:space="preserve">Keine Ahnung wie man Unterfenster bzw. Seiten in Unity funktioniert oder ob es überhaupt </w:t>
-      </w:r>
-      <w:proofErr w:type="gramStart"/>
-      <w:r>
-        <w:t>geht</w:t>
-      </w:r>
-      <w:proofErr w:type="gramEnd"/>
-      <w:r>
-        <w:t xml:space="preserve"> aber wenn dann wird das Inventar und das Main Menu und </w:t>
-      </w:r>
-      <w:proofErr w:type="spellStart"/>
-      <w:r>
-        <w:t>Settingsmenü</w:t>
-      </w:r>
-      <w:proofErr w:type="spellEnd"/>
-      <w:r>
-        <w:t xml:space="preserve"> als Unterseiten gemacht</w:t>
-      </w:r>
-    </w:p>
-    <w:p>
-      <w:pPr>
-        <w:pStyle w:val="Listenabsatz"/>
-        <w:numPr>
-          <w:ilvl w:val="0"/>
-          <w:numId w:val="2"/>
-        </w:numPr>
-      </w:pPr>
-      <w:proofErr w:type="spellStart"/>
-      <w:r>
-        <w:lastRenderedPageBreak/>
-        <w:t>Gelogged</w:t>
-      </w:r>
-      <w:proofErr w:type="spellEnd"/>
-      <w:r>
-        <w:t xml:space="preserve"> werden Inputs des Spielers, Interaktionen mit NPCs, Gegnern, </w:t>
-      </w:r>
-      <w:proofErr w:type="spellStart"/>
-      <w:r>
-        <w:t>Objecten</w:t>
-      </w:r>
-      <w:proofErr w:type="spellEnd"/>
-      <w:r>
-        <w:t>, Etc.</w:t>
-      </w:r>
-    </w:p>
-    <w:p>
-      <w:pPr>
-        <w:pStyle w:val="Listenabsatz"/>
-        <w:numPr>
-          <w:ilvl w:val="0"/>
-          <w:numId w:val="2"/>
-        </w:numPr>
-      </w:pPr>
-      <w:r>
-        <w:t>Animiert werden Spieler (Bewegen, Angreifen, …), Gegner, NPCs (Idle Animationen, …), Environment (Background, …)</w:t>
-      </w:r>
-    </w:p>
-    <w:p>
-      <w:r>
-        <w:t>Must-haves:</w:t>
-      </w:r>
-    </w:p>
-    <w:p>
-      <w:pPr>
-        <w:pStyle w:val="Listenabsatz"/>
-        <w:numPr>
-          <w:ilvl w:val="0"/>
-          <w:numId w:val="3"/>
-        </w:numPr>
-      </w:pPr>
-      <w:r>
-        <w:t>Spieler:</w:t>
+    </w:p>
+    <w:p>
+      <w:pPr>
+        <w:pStyle w:val="Listenabsatz"/>
+        <w:numPr>
+          <w:ilvl w:val="0"/>
+          <w:numId w:val="3"/>
+        </w:numPr>
+      </w:pPr>
+      <w:r>
+        <w:t>Map</w:t>
       </w:r>
     </w:p>
     <w:p>
@@ -452,7 +1052,10 @@
         </w:numPr>
       </w:pPr>
       <w:r>
-        <w:t>Movement:</w:t>
+        <w:t xml:space="preserve">4 </w:t>
+      </w:r>
+      <w:r>
+        <w:t>Areas</w:t>
       </w:r>
     </w:p>
     <w:p>
@@ -464,7 +1067,40 @@
         </w:numPr>
       </w:pPr>
       <w:r>
-        <w:t>Springen mit Space</w:t>
+        <w:t xml:space="preserve">2 </w:t>
+      </w:r>
+      <w:r>
+        <w:t>Hauptareas</w:t>
+      </w:r>
+      <w:r>
+        <w:t xml:space="preserve"> (Dungeon, Höhle</w:t>
+      </w:r>
+      <w:r>
+        <w:t>)</w:t>
+      </w:r>
+    </w:p>
+    <w:p>
+      <w:pPr>
+        <w:pStyle w:val="Listenabsatz"/>
+        <w:numPr>
+          <w:ilvl w:val="3"/>
+          <w:numId w:val="3"/>
+        </w:numPr>
+      </w:pPr>
+      <w:r>
+        <w:t>Dungeon: Erste Area</w:t>
+      </w:r>
+    </w:p>
+    <w:p>
+      <w:pPr>
+        <w:pStyle w:val="Listenabsatz"/>
+        <w:numPr>
+          <w:ilvl w:val="3"/>
+          <w:numId w:val="3"/>
+        </w:numPr>
+      </w:pPr>
+      <w:r>
+        <w:t>Höhle: 2. Area</w:t>
       </w:r>
     </w:p>
     <w:p>
@@ -475,21 +1111,68 @@
           <w:numId w:val="3"/>
         </w:numPr>
       </w:pPr>
-      <w:proofErr w:type="spellStart"/>
-      <w:r>
-        <w:t>Walljump</w:t>
-      </w:r>
-      <w:proofErr w:type="spellEnd"/>
-      <w:r>
-        <w:t xml:space="preserve"> (Nach kurzem </w:t>
-      </w:r>
-      <w:proofErr w:type="spellStart"/>
-      <w:r>
-        <w:t>Zeitdelay</w:t>
-      </w:r>
-      <w:proofErr w:type="spellEnd"/>
-      <w:r>
-        <w:t xml:space="preserve"> rutscht man ab)</w:t>
+      <w:r>
+        <w:t xml:space="preserve">2 </w:t>
+      </w:r>
+      <w:r>
+        <w:t>Nebenareas</w:t>
+      </w:r>
+      <w:r>
+        <w:t xml:space="preserve"> (klein aber wichtig für die Story, Schloss, Wald)</w:t>
+      </w:r>
+    </w:p>
+    <w:p>
+      <w:pPr>
+        <w:pStyle w:val="Listenabsatz"/>
+        <w:numPr>
+          <w:ilvl w:val="3"/>
+          <w:numId w:val="3"/>
+        </w:numPr>
+      </w:pPr>
+      <w:r>
+        <w:t>Schloss: Quests werden vergeben, Handeln, …</w:t>
+      </w:r>
+      <w:r>
+        <w:t xml:space="preserve"> (Hubarea)</w:t>
+      </w:r>
+    </w:p>
+    <w:p>
+      <w:pPr>
+        <w:pStyle w:val="Listenabsatz"/>
+        <w:numPr>
+          <w:ilvl w:val="4"/>
+          <w:numId w:val="3"/>
+        </w:numPr>
+      </w:pPr>
+      <w:r>
+        <w:t>Shop</w:t>
+      </w:r>
+    </w:p>
+    <w:p>
+      <w:pPr>
+        <w:pStyle w:val="Listenabsatz"/>
+        <w:numPr>
+          <w:ilvl w:val="5"/>
+          <w:numId w:val="3"/>
+        </w:numPr>
+      </w:pPr>
+      <w:r>
+        <w:t xml:space="preserve">3 Items </w:t>
+      </w:r>
+    </w:p>
+    <w:p>
+      <w:pPr>
+        <w:pStyle w:val="Listenabsatz"/>
+        <w:numPr>
+          <w:ilvl w:val="3"/>
+          <w:numId w:val="3"/>
+        </w:numPr>
+      </w:pPr>
+      <w:r>
+        <w:t>Wald: Tutorial Area</w:t>
+      </w:r>
+      <w:r>
+        <w:t>, wichtig für Sidequest</w:t>
       </w:r>
     </w:p>
     <w:p>
@@ -501,10 +1184,28 @@
         </w:numPr>
       </w:pPr>
       <w:r>
-        <w:t>Mit A-Key nach links beweg</w:t>
-      </w:r>
-      <w:r>
-        <w:t>en</w:t>
+        <w:t xml:space="preserve">Wenn M gedrückt wird, wird </w:t>
+      </w:r>
+      <w:r>
+        <w:t xml:space="preserve">eine </w:t>
+      </w:r>
+      <w:r>
+        <w:t>Weltkarte angezeigt</w:t>
+      </w:r>
+      <w:r>
+        <w:t xml:space="preserve"> mit wichtigen Orten sodass man sich orientieren kann</w:t>
+      </w:r>
+    </w:p>
+    <w:p>
+      <w:pPr>
+        <w:pStyle w:val="Listenabsatz"/>
+        <w:numPr>
+          <w:ilvl w:val="1"/>
+          <w:numId w:val="3"/>
+        </w:numPr>
+      </w:pPr>
+      <w:r>
+        <w:t>Checkpoints</w:t>
       </w:r>
     </w:p>
     <w:p>
@@ -516,7 +1217,43 @@
         </w:numPr>
       </w:pPr>
       <w:r>
-        <w:t>Mit D-Key nach rechts bewegen</w:t>
+        <w:t>Mit vielen Hunden und Katzen</w:t>
+      </w:r>
+    </w:p>
+    <w:p>
+      <w:pPr>
+        <w:pStyle w:val="Listenabsatz"/>
+        <w:numPr>
+          <w:ilvl w:val="0"/>
+          <w:numId w:val="3"/>
+        </w:numPr>
+      </w:pPr>
+      <w:r>
+        <w:t>Items</w:t>
+      </w:r>
+    </w:p>
+    <w:p>
+      <w:pPr>
+        <w:pStyle w:val="Listenabsatz"/>
+        <w:numPr>
+          <w:ilvl w:val="1"/>
+          <w:numId w:val="3"/>
+        </w:numPr>
+      </w:pPr>
+      <w:r>
+        <w:t>1 Schwert</w:t>
+      </w:r>
+    </w:p>
+    <w:p>
+      <w:pPr>
+        <w:pStyle w:val="Listenabsatz"/>
+        <w:numPr>
+          <w:ilvl w:val="1"/>
+          <w:numId w:val="3"/>
+        </w:numPr>
+      </w:pPr>
+      <w:r>
+        <w:t>Consumables</w:t>
       </w:r>
     </w:p>
     <w:p>
@@ -527,1034 +1264,6 @@
           <w:numId w:val="3"/>
         </w:numPr>
       </w:pPr>
-      <w:r>
-        <w:t xml:space="preserve">Mit S-Key </w:t>
-      </w:r>
-      <w:proofErr w:type="spellStart"/>
-      <w:r>
-        <w:t>crouchen</w:t>
-      </w:r>
-      <w:proofErr w:type="spellEnd"/>
-    </w:p>
-    <w:p>
-      <w:pPr>
-        <w:pStyle w:val="Listenabsatz"/>
-        <w:numPr>
-          <w:ilvl w:val="1"/>
-          <w:numId w:val="3"/>
-        </w:numPr>
-      </w:pPr>
-      <w:r>
-        <w:t xml:space="preserve"> </w:t>
-      </w:r>
-      <w:proofErr w:type="spellStart"/>
-      <w:r>
-        <w:t>Combatsystem</w:t>
-      </w:r>
-      <w:proofErr w:type="spellEnd"/>
-    </w:p>
-    <w:p>
-      <w:pPr>
-        <w:pStyle w:val="Listenabsatz"/>
-        <w:numPr>
-          <w:ilvl w:val="2"/>
-          <w:numId w:val="3"/>
-        </w:numPr>
-      </w:pPr>
-      <w:r>
-        <w:t xml:space="preserve"> </w:t>
-      </w:r>
-      <w:r>
-        <w:t>Schlag nach links</w:t>
-      </w:r>
-      <w:r>
-        <w:t xml:space="preserve"> mit </w:t>
-      </w:r>
-      <w:proofErr w:type="spellStart"/>
-      <w:r>
-        <w:t>Mouseclick</w:t>
-      </w:r>
-      <w:proofErr w:type="spellEnd"/>
-      <w:r>
-        <w:t xml:space="preserve"> und D</w:t>
-      </w:r>
-    </w:p>
-    <w:p>
-      <w:pPr>
-        <w:pStyle w:val="Listenabsatz"/>
-        <w:numPr>
-          <w:ilvl w:val="2"/>
-          <w:numId w:val="3"/>
-        </w:numPr>
-      </w:pPr>
-      <w:r>
-        <w:t>Schlag nach rechts</w:t>
-      </w:r>
-      <w:r>
-        <w:t xml:space="preserve"> mit </w:t>
-      </w:r>
-      <w:proofErr w:type="spellStart"/>
-      <w:r>
-        <w:t>Mouseclick</w:t>
-      </w:r>
-      <w:proofErr w:type="spellEnd"/>
-      <w:r>
-        <w:t xml:space="preserve"> und A</w:t>
-      </w:r>
-    </w:p>
-    <w:p>
-      <w:pPr>
-        <w:pStyle w:val="Listenabsatz"/>
-        <w:numPr>
-          <w:ilvl w:val="2"/>
-          <w:numId w:val="3"/>
-        </w:numPr>
-      </w:pPr>
-      <w:r>
-        <w:t>Schlag nach oben</w:t>
-      </w:r>
-      <w:r>
-        <w:t xml:space="preserve"> mit </w:t>
-      </w:r>
-      <w:proofErr w:type="spellStart"/>
-      <w:r>
-        <w:t>Mouseclick</w:t>
-      </w:r>
-      <w:proofErr w:type="spellEnd"/>
-      <w:r>
-        <w:t xml:space="preserve"> und W</w:t>
-      </w:r>
-    </w:p>
-    <w:p>
-      <w:pPr>
-        <w:pStyle w:val="Listenabsatz"/>
-        <w:numPr>
-          <w:ilvl w:val="2"/>
-          <w:numId w:val="3"/>
-        </w:numPr>
-      </w:pPr>
-      <w:r>
-        <w:t>Mit R heilen</w:t>
-      </w:r>
-    </w:p>
-    <w:p>
-      <w:pPr>
-        <w:pStyle w:val="Listenabsatz"/>
-        <w:numPr>
-          <w:ilvl w:val="1"/>
-          <w:numId w:val="3"/>
-        </w:numPr>
-      </w:pPr>
-      <w:r>
-        <w:t>Interagieren mit NPCs und Gegnern</w:t>
-      </w:r>
-    </w:p>
-    <w:p>
-      <w:pPr>
-        <w:pStyle w:val="Listenabsatz"/>
-        <w:numPr>
-          <w:ilvl w:val="2"/>
-          <w:numId w:val="3"/>
-        </w:numPr>
-      </w:pPr>
-      <w:r>
-        <w:t>Mit E mit den NPCs reden</w:t>
-      </w:r>
-      <w:r>
-        <w:t xml:space="preserve"> wird Dialog angezeigt</w:t>
-      </w:r>
-    </w:p>
-    <w:p>
-      <w:pPr>
-        <w:pStyle w:val="Listenabsatz"/>
-        <w:numPr>
-          <w:ilvl w:val="2"/>
-          <w:numId w:val="3"/>
-        </w:numPr>
-      </w:pPr>
-      <w:r>
-        <w:t>Wenn Gegner berührt wird, wird Schaden genommen</w:t>
-      </w:r>
-    </w:p>
-    <w:p>
-      <w:pPr>
-        <w:pStyle w:val="Listenabsatz"/>
-        <w:numPr>
-          <w:ilvl w:val="1"/>
-          <w:numId w:val="3"/>
-        </w:numPr>
-      </w:pPr>
-      <w:r>
-        <w:t xml:space="preserve"> Inventar </w:t>
-      </w:r>
-      <w:r>
-        <w:t>in dem die</w:t>
-      </w:r>
-      <w:r>
-        <w:t xml:space="preserve"> Items</w:t>
-      </w:r>
-      <w:r>
-        <w:t xml:space="preserve"> angezeigt werden</w:t>
-      </w:r>
-    </w:p>
-    <w:p>
-      <w:pPr>
-        <w:pStyle w:val="Listenabsatz"/>
-        <w:numPr>
-          <w:ilvl w:val="1"/>
-          <w:numId w:val="3"/>
-        </w:numPr>
-      </w:pPr>
-      <w:r>
-        <w:t xml:space="preserve"> Lebensanzeige</w:t>
-      </w:r>
-    </w:p>
-    <w:p>
-      <w:pPr>
-        <w:pStyle w:val="Listenabsatz"/>
-        <w:numPr>
-          <w:ilvl w:val="2"/>
-          <w:numId w:val="3"/>
-        </w:numPr>
-      </w:pPr>
-      <w:r>
-        <w:t>Mit Herzen wird angezeigt wie viel leben der Spieler noch ha</w:t>
-      </w:r>
-      <w:r>
-        <w:t>t</w:t>
-      </w:r>
-    </w:p>
-    <w:p>
-      <w:pPr>
-        <w:pStyle w:val="Listenabsatz"/>
-        <w:ind w:left="2160"/>
-      </w:pPr>
-    </w:p>
-    <w:p>
-      <w:pPr>
-        <w:pStyle w:val="Listenabsatz"/>
-        <w:numPr>
-          <w:ilvl w:val="0"/>
-          <w:numId w:val="3"/>
-        </w:numPr>
-      </w:pPr>
-      <w:r>
-        <w:t xml:space="preserve">Gegner: </w:t>
-      </w:r>
-    </w:p>
-    <w:p>
-      <w:pPr>
-        <w:pStyle w:val="Listenabsatz"/>
-        <w:numPr>
-          <w:ilvl w:val="1"/>
-          <w:numId w:val="3"/>
-        </w:numPr>
-      </w:pPr>
-      <w:r>
-        <w:t>Simple Gegner</w:t>
-      </w:r>
-      <w:r>
-        <w:t xml:space="preserve"> (Bewegen sich von Rechts nach links, wenn sie den Spieler </w:t>
-      </w:r>
-      <w:proofErr w:type="gramStart"/>
-      <w:r>
-        <w:t>berühren</w:t>
-      </w:r>
-      <w:proofErr w:type="gramEnd"/>
-      <w:r>
-        <w:t xml:space="preserve"> machen sie Schaden)</w:t>
-      </w:r>
-    </w:p>
-    <w:p>
-      <w:pPr>
-        <w:pStyle w:val="Listenabsatz"/>
-        <w:numPr>
-          <w:ilvl w:val="1"/>
-          <w:numId w:val="3"/>
-        </w:numPr>
-      </w:pPr>
-      <w:proofErr w:type="gramStart"/>
-      <w:r>
-        <w:t>Gegner</w:t>
-      </w:r>
-      <w:proofErr w:type="gramEnd"/>
-      <w:r>
-        <w:t xml:space="preserve"> welche den Spieler </w:t>
-      </w:r>
-      <w:proofErr w:type="gramStart"/>
-      <w:r>
-        <w:t>verfolgen</w:t>
-      </w:r>
-      <w:proofErr w:type="gramEnd"/>
-      <w:r>
-        <w:t xml:space="preserve"> sobald er in</w:t>
-      </w:r>
-      <w:r>
-        <w:t xml:space="preserve"> ihre </w:t>
-      </w:r>
-      <w:proofErr w:type="spellStart"/>
-      <w:r>
-        <w:t>Sight-Hitbox</w:t>
-      </w:r>
-      <w:proofErr w:type="spellEnd"/>
-      <w:r>
-        <w:t xml:space="preserve"> tritt </w:t>
-      </w:r>
-      <w:proofErr w:type="gramStart"/>
-      <w:r>
-        <w:t>bis der Spieler</w:t>
-      </w:r>
-      <w:proofErr w:type="gramEnd"/>
-      <w:r>
-        <w:t xml:space="preserve"> wieder aus dieser </w:t>
-      </w:r>
-      <w:proofErr w:type="spellStart"/>
-      <w:r>
-        <w:t>Hitbox</w:t>
-      </w:r>
-      <w:proofErr w:type="spellEnd"/>
-      <w:r>
-        <w:t xml:space="preserve"> heraustritt</w:t>
-      </w:r>
-    </w:p>
-    <w:p>
-      <w:pPr>
-        <w:pStyle w:val="Listenabsatz"/>
-        <w:numPr>
-          <w:ilvl w:val="1"/>
-          <w:numId w:val="3"/>
-        </w:numPr>
-      </w:pPr>
-      <w:r>
-        <w:t xml:space="preserve">Fallen und Environmental Hazards </w:t>
-      </w:r>
-    </w:p>
-    <w:p>
-      <w:pPr>
-        <w:pStyle w:val="Listenabsatz"/>
-        <w:numPr>
-          <w:ilvl w:val="2"/>
-          <w:numId w:val="3"/>
-        </w:numPr>
-      </w:pPr>
-      <w:r>
-        <w:t>Spikes</w:t>
-      </w:r>
-    </w:p>
-    <w:p>
-      <w:pPr>
-        <w:pStyle w:val="Listenabsatz"/>
-        <w:numPr>
-          <w:ilvl w:val="2"/>
-          <w:numId w:val="3"/>
-        </w:numPr>
-      </w:pPr>
-      <w:r>
-        <w:t>Pfeilfalle</w:t>
-      </w:r>
-    </w:p>
-    <w:p>
-      <w:pPr>
-        <w:pStyle w:val="Listenabsatz"/>
-        <w:numPr>
-          <w:ilvl w:val="2"/>
-          <w:numId w:val="3"/>
-        </w:numPr>
-      </w:pPr>
-      <w:r>
-        <w:t>Bärenfalle</w:t>
-      </w:r>
-    </w:p>
-    <w:p>
-      <w:pPr>
-        <w:pStyle w:val="Listenabsatz"/>
-        <w:numPr>
-          <w:ilvl w:val="0"/>
-          <w:numId w:val="3"/>
-        </w:numPr>
-      </w:pPr>
-      <w:r>
-        <w:t>Boss</w:t>
-      </w:r>
-      <w:r>
-        <w:t>e</w:t>
-      </w:r>
-    </w:p>
-    <w:p>
-      <w:pPr>
-        <w:pStyle w:val="Listenabsatz"/>
-        <w:numPr>
-          <w:ilvl w:val="1"/>
-          <w:numId w:val="3"/>
-        </w:numPr>
-      </w:pPr>
-      <w:r>
-        <w:t xml:space="preserve">Ein Boss </w:t>
-      </w:r>
-      <w:proofErr w:type="gramStart"/>
-      <w:r>
-        <w:t>mit relativ</w:t>
-      </w:r>
-      <w:proofErr w:type="gramEnd"/>
-      <w:r>
-        <w:t xml:space="preserve"> simplen Moves </w:t>
-      </w:r>
-    </w:p>
-    <w:p>
-      <w:pPr>
-        <w:pStyle w:val="Listenabsatz"/>
-        <w:numPr>
-          <w:ilvl w:val="2"/>
-          <w:numId w:val="3"/>
-        </w:numPr>
-      </w:pPr>
-      <w:r>
-        <w:t xml:space="preserve">Schlag der eine </w:t>
-      </w:r>
-      <w:proofErr w:type="spellStart"/>
-      <w:r>
-        <w:t>Schockwave</w:t>
-      </w:r>
-      <w:proofErr w:type="spellEnd"/>
-      <w:r>
-        <w:t xml:space="preserve"> </w:t>
-      </w:r>
-      <w:proofErr w:type="spellStart"/>
-      <w:r>
-        <w:t>spawned</w:t>
-      </w:r>
-      <w:proofErr w:type="spellEnd"/>
-    </w:p>
-    <w:p>
-      <w:pPr>
-        <w:pStyle w:val="Listenabsatz"/>
-        <w:numPr>
-          <w:ilvl w:val="2"/>
-          <w:numId w:val="3"/>
-        </w:numPr>
-      </w:pPr>
-      <w:r>
-        <w:t>Nahkampfangriff nach Rechts bzw. Links</w:t>
-      </w:r>
-    </w:p>
-    <w:p>
-      <w:pPr>
-        <w:pStyle w:val="Listenabsatz"/>
-        <w:numPr>
-          <w:ilvl w:val="2"/>
-          <w:numId w:val="3"/>
-        </w:numPr>
-      </w:pPr>
-      <w:r>
-        <w:t>Fernkampfangriff (Projektil wird in Richtung Spieler abgefeuert)</w:t>
-      </w:r>
-    </w:p>
-    <w:p>
-      <w:pPr>
-        <w:pStyle w:val="Listenabsatz"/>
-        <w:numPr>
-          <w:ilvl w:val="2"/>
-          <w:numId w:val="3"/>
-        </w:numPr>
-      </w:pPr>
-      <w:proofErr w:type="gramStart"/>
-      <w:r>
-        <w:t>Nahkampfangriff</w:t>
-      </w:r>
-      <w:proofErr w:type="gramEnd"/>
-      <w:r>
-        <w:t xml:space="preserve"> der in die Richtung des Angriffes Spikes aus dem Boden erscheinen lässt und diese dann wieder verschwi</w:t>
-      </w:r>
-      <w:r>
-        <w:t>n</w:t>
-      </w:r>
-      <w:r>
-        <w:t xml:space="preserve">den </w:t>
-      </w:r>
-    </w:p>
-    <w:p>
-      <w:pPr>
-        <w:pStyle w:val="Listenabsatz"/>
-        <w:numPr>
-          <w:ilvl w:val="1"/>
-          <w:numId w:val="3"/>
-        </w:numPr>
-      </w:pPr>
-      <w:r>
-        <w:t>Ein Mini-Boss</w:t>
-      </w:r>
-    </w:p>
-    <w:p>
-      <w:pPr>
-        <w:pStyle w:val="Listenabsatz"/>
-        <w:numPr>
-          <w:ilvl w:val="2"/>
-          <w:numId w:val="3"/>
-        </w:numPr>
-      </w:pPr>
-      <w:r>
-        <w:lastRenderedPageBreak/>
-        <w:t xml:space="preserve">Läuft nur von </w:t>
-      </w:r>
-      <w:proofErr w:type="gramStart"/>
-      <w:r>
-        <w:t>rechst</w:t>
-      </w:r>
-      <w:proofErr w:type="gramEnd"/>
-      <w:r>
-        <w:t xml:space="preserve"> nach links und springt manchmal</w:t>
-      </w:r>
-    </w:p>
-    <w:p>
-      <w:pPr>
-        <w:pStyle w:val="Listenabsatz"/>
-        <w:numPr>
-          <w:ilvl w:val="2"/>
-          <w:numId w:val="3"/>
-        </w:numPr>
-      </w:pPr>
-      <w:r>
-        <w:t>Eigentlich ein normaler Gegner aber mit einer HP-Leiste und mehr HP</w:t>
-      </w:r>
-    </w:p>
-    <w:p>
-      <w:pPr>
-        <w:pStyle w:val="Listenabsatz"/>
-        <w:numPr>
-          <w:ilvl w:val="0"/>
-          <w:numId w:val="3"/>
-        </w:numPr>
-      </w:pPr>
-      <w:r>
-        <w:t>Assets</w:t>
-      </w:r>
-    </w:p>
-    <w:p>
-      <w:pPr>
-        <w:pStyle w:val="Listenabsatz"/>
-        <w:numPr>
-          <w:ilvl w:val="1"/>
-          <w:numId w:val="3"/>
-        </w:numPr>
-      </w:pPr>
-      <w:r>
-        <w:t xml:space="preserve">Online gratis Assets </w:t>
-      </w:r>
-      <w:r>
-        <w:t xml:space="preserve">vom Unity Store </w:t>
-      </w:r>
-      <w:r>
-        <w:t>verwenden</w:t>
-      </w:r>
-    </w:p>
-    <w:p>
-      <w:pPr>
-        <w:pStyle w:val="Listenabsatz"/>
-        <w:numPr>
-          <w:ilvl w:val="1"/>
-          <w:numId w:val="3"/>
-        </w:numPr>
-      </w:pPr>
-      <w:r>
-        <w:t xml:space="preserve">simple die wir nicht finden werden </w:t>
-      </w:r>
-      <w:proofErr w:type="gramStart"/>
-      <w:r>
-        <w:t>selber</w:t>
-      </w:r>
-      <w:proofErr w:type="gramEnd"/>
-      <w:r>
-        <w:t xml:space="preserve"> gemacht</w:t>
-      </w:r>
-    </w:p>
-    <w:p>
-      <w:pPr>
-        <w:pStyle w:val="Listenabsatz"/>
-        <w:numPr>
-          <w:ilvl w:val="1"/>
-          <w:numId w:val="3"/>
-        </w:numPr>
-      </w:pPr>
-      <w:r>
-        <w:t>komplexe vielleicht mit KI</w:t>
-      </w:r>
-    </w:p>
-    <w:p>
-      <w:pPr>
-        <w:pStyle w:val="Listenabsatz"/>
-        <w:numPr>
-          <w:ilvl w:val="1"/>
-          <w:numId w:val="3"/>
-        </w:numPr>
-      </w:pPr>
-      <w:proofErr w:type="spellStart"/>
-      <w:r>
-        <w:t>Animations</w:t>
-      </w:r>
-      <w:proofErr w:type="spellEnd"/>
-    </w:p>
-    <w:p>
-      <w:pPr>
-        <w:pStyle w:val="Listenabsatz"/>
-        <w:numPr>
-          <w:ilvl w:val="2"/>
-          <w:numId w:val="3"/>
-        </w:numPr>
-      </w:pPr>
-      <w:r>
-        <w:t>Spieler</w:t>
-      </w:r>
-    </w:p>
-    <w:p>
-      <w:pPr>
-        <w:pStyle w:val="Listenabsatz"/>
-        <w:numPr>
-          <w:ilvl w:val="3"/>
-          <w:numId w:val="3"/>
-        </w:numPr>
-      </w:pPr>
-      <w:r>
-        <w:t>Bewegen und Springen</w:t>
-      </w:r>
-    </w:p>
-    <w:p>
-      <w:pPr>
-        <w:pStyle w:val="Listenabsatz"/>
-        <w:numPr>
-          <w:ilvl w:val="3"/>
-          <w:numId w:val="3"/>
-        </w:numPr>
-      </w:pPr>
-      <w:r>
-        <w:t>Angriff</w:t>
-      </w:r>
-    </w:p>
-    <w:p>
-      <w:pPr>
-        <w:pStyle w:val="Listenabsatz"/>
-        <w:numPr>
-          <w:ilvl w:val="3"/>
-          <w:numId w:val="3"/>
-        </w:numPr>
-      </w:pPr>
-      <w:r>
-        <w:t>Schaden bekommen</w:t>
-      </w:r>
-    </w:p>
-    <w:p>
-      <w:pPr>
-        <w:pStyle w:val="Listenabsatz"/>
-        <w:numPr>
-          <w:ilvl w:val="3"/>
-          <w:numId w:val="3"/>
-        </w:numPr>
-      </w:pPr>
-      <w:r>
-        <w:t>Death</w:t>
-      </w:r>
-    </w:p>
-    <w:p>
-      <w:pPr>
-        <w:pStyle w:val="Listenabsatz"/>
-        <w:numPr>
-          <w:ilvl w:val="2"/>
-          <w:numId w:val="3"/>
-        </w:numPr>
-      </w:pPr>
-      <w:r>
-        <w:t>Gegner</w:t>
-      </w:r>
-    </w:p>
-    <w:p>
-      <w:pPr>
-        <w:pStyle w:val="Listenabsatz"/>
-        <w:numPr>
-          <w:ilvl w:val="3"/>
-          <w:numId w:val="3"/>
-        </w:numPr>
-      </w:pPr>
-      <w:r>
-        <w:t>Bewegen</w:t>
-      </w:r>
-    </w:p>
-    <w:p>
-      <w:pPr>
-        <w:pStyle w:val="Listenabsatz"/>
-        <w:numPr>
-          <w:ilvl w:val="3"/>
-          <w:numId w:val="3"/>
-        </w:numPr>
-      </w:pPr>
-      <w:r>
-        <w:t>Schaden bekommen</w:t>
-      </w:r>
-    </w:p>
-    <w:p>
-      <w:pPr>
-        <w:pStyle w:val="Listenabsatz"/>
-        <w:numPr>
-          <w:ilvl w:val="3"/>
-          <w:numId w:val="3"/>
-        </w:numPr>
-      </w:pPr>
-      <w:r>
-        <w:t>Death</w:t>
-      </w:r>
-    </w:p>
-    <w:p>
-      <w:pPr>
-        <w:pStyle w:val="Listenabsatz"/>
-        <w:numPr>
-          <w:ilvl w:val="2"/>
-          <w:numId w:val="3"/>
-        </w:numPr>
-      </w:pPr>
-      <w:r>
-        <w:t>Boss</w:t>
-      </w:r>
-    </w:p>
-    <w:p>
-      <w:pPr>
-        <w:pStyle w:val="Listenabsatz"/>
-        <w:numPr>
-          <w:ilvl w:val="3"/>
-          <w:numId w:val="3"/>
-        </w:numPr>
-      </w:pPr>
-      <w:r>
-        <w:t>Bewegen</w:t>
-      </w:r>
-    </w:p>
-    <w:p>
-      <w:pPr>
-        <w:pStyle w:val="Listenabsatz"/>
-        <w:numPr>
-          <w:ilvl w:val="3"/>
-          <w:numId w:val="3"/>
-        </w:numPr>
-      </w:pPr>
-      <w:r>
-        <w:t>Angriff</w:t>
-      </w:r>
-    </w:p>
-    <w:p>
-      <w:pPr>
-        <w:pStyle w:val="Listenabsatz"/>
-        <w:numPr>
-          <w:ilvl w:val="3"/>
-          <w:numId w:val="3"/>
-        </w:numPr>
-      </w:pPr>
-      <w:r>
-        <w:t>Schaden</w:t>
-      </w:r>
-    </w:p>
-    <w:p>
-      <w:pPr>
-        <w:pStyle w:val="Listenabsatz"/>
-        <w:numPr>
-          <w:ilvl w:val="3"/>
-          <w:numId w:val="3"/>
-        </w:numPr>
-      </w:pPr>
-      <w:r>
-        <w:t>Death</w:t>
-      </w:r>
-    </w:p>
-    <w:p>
-      <w:pPr>
-        <w:pStyle w:val="Listenabsatz"/>
-        <w:numPr>
-          <w:ilvl w:val="2"/>
-          <w:numId w:val="3"/>
-        </w:numPr>
-      </w:pPr>
-      <w:r>
-        <w:t>NPCs</w:t>
-      </w:r>
-    </w:p>
-    <w:p>
-      <w:pPr>
-        <w:pStyle w:val="Listenabsatz"/>
-        <w:numPr>
-          <w:ilvl w:val="3"/>
-          <w:numId w:val="3"/>
-        </w:numPr>
-      </w:pPr>
-      <w:r>
-        <w:t>Idle Animation</w:t>
-      </w:r>
-      <w:r>
-        <w:t xml:space="preserve"> </w:t>
-      </w:r>
-    </w:p>
-    <w:p>
-      <w:pPr>
-        <w:pStyle w:val="Listenabsatz"/>
-        <w:numPr>
-          <w:ilvl w:val="0"/>
-          <w:numId w:val="3"/>
-        </w:numPr>
-      </w:pPr>
-      <w:proofErr w:type="spellStart"/>
-      <w:r>
-        <w:t>Map</w:t>
-      </w:r>
-      <w:proofErr w:type="spellEnd"/>
-    </w:p>
-    <w:p>
-      <w:pPr>
-        <w:pStyle w:val="Listenabsatz"/>
-        <w:numPr>
-          <w:ilvl w:val="1"/>
-          <w:numId w:val="3"/>
-        </w:numPr>
-      </w:pPr>
-      <w:r>
-        <w:t xml:space="preserve">4 </w:t>
-      </w:r>
-      <w:r>
-        <w:t>Areas</w:t>
-      </w:r>
-    </w:p>
-    <w:p>
-      <w:pPr>
-        <w:pStyle w:val="Listenabsatz"/>
-        <w:numPr>
-          <w:ilvl w:val="2"/>
-          <w:numId w:val="3"/>
-        </w:numPr>
-      </w:pPr>
-      <w:r>
-        <w:t xml:space="preserve">2 </w:t>
-      </w:r>
-      <w:r>
-        <w:t>Hauptareas</w:t>
-      </w:r>
-      <w:r>
-        <w:t xml:space="preserve"> (Dungeon, Höhle</w:t>
-      </w:r>
-      <w:r>
-        <w:t>)</w:t>
-      </w:r>
-    </w:p>
-    <w:p>
-      <w:pPr>
-        <w:pStyle w:val="Listenabsatz"/>
-        <w:numPr>
-          <w:ilvl w:val="3"/>
-          <w:numId w:val="3"/>
-        </w:numPr>
-      </w:pPr>
-      <w:r>
-        <w:t>Dungeon: Erste Area</w:t>
-      </w:r>
-    </w:p>
-    <w:p>
-      <w:pPr>
-        <w:pStyle w:val="Listenabsatz"/>
-        <w:numPr>
-          <w:ilvl w:val="3"/>
-          <w:numId w:val="3"/>
-        </w:numPr>
-      </w:pPr>
-      <w:r>
-        <w:t>Höhle: 2. Area</w:t>
-      </w:r>
-    </w:p>
-    <w:p>
-      <w:pPr>
-        <w:pStyle w:val="Listenabsatz"/>
-        <w:numPr>
-          <w:ilvl w:val="2"/>
-          <w:numId w:val="3"/>
-        </w:numPr>
-      </w:pPr>
-      <w:r>
-        <w:t xml:space="preserve">2 </w:t>
-      </w:r>
-      <w:r>
-        <w:t>Nebenareas</w:t>
-      </w:r>
-      <w:r>
-        <w:t xml:space="preserve"> (</w:t>
-      </w:r>
-      <w:proofErr w:type="gramStart"/>
-      <w:r>
-        <w:t>klein</w:t>
-      </w:r>
-      <w:proofErr w:type="gramEnd"/>
-      <w:r>
-        <w:t xml:space="preserve"> aber wichtig für die Story, Schloss, Wald)</w:t>
-      </w:r>
-    </w:p>
-    <w:p>
-      <w:pPr>
-        <w:pStyle w:val="Listenabsatz"/>
-        <w:numPr>
-          <w:ilvl w:val="3"/>
-          <w:numId w:val="3"/>
-        </w:numPr>
-      </w:pPr>
-      <w:r>
-        <w:t>Schloss: Quests werden vergeben, Handeln, …</w:t>
-      </w:r>
-      <w:r>
-        <w:t xml:space="preserve"> (</w:t>
-      </w:r>
-      <w:proofErr w:type="spellStart"/>
-      <w:r>
-        <w:t>Hubarea</w:t>
-      </w:r>
-      <w:proofErr w:type="spellEnd"/>
-      <w:r>
-        <w:t>)</w:t>
-      </w:r>
-    </w:p>
-    <w:p>
-      <w:pPr>
-        <w:pStyle w:val="Listenabsatz"/>
-        <w:numPr>
-          <w:ilvl w:val="4"/>
-          <w:numId w:val="3"/>
-        </w:numPr>
-      </w:pPr>
-      <w:r>
-        <w:t>Shop</w:t>
-      </w:r>
-    </w:p>
-    <w:p>
-      <w:pPr>
-        <w:pStyle w:val="Listenabsatz"/>
-        <w:numPr>
-          <w:ilvl w:val="5"/>
-          <w:numId w:val="3"/>
-        </w:numPr>
-      </w:pPr>
-      <w:r>
-        <w:t xml:space="preserve">3 Items </w:t>
-      </w:r>
-    </w:p>
-    <w:p>
-      <w:pPr>
-        <w:pStyle w:val="Listenabsatz"/>
-        <w:numPr>
-          <w:ilvl w:val="3"/>
-          <w:numId w:val="3"/>
-        </w:numPr>
-      </w:pPr>
-      <w:r>
-        <w:t>Wald: Tutorial Area</w:t>
-      </w:r>
-      <w:r>
-        <w:t xml:space="preserve">, wichtig für </w:t>
-      </w:r>
-      <w:proofErr w:type="spellStart"/>
-      <w:r>
-        <w:t>Sidequest</w:t>
-      </w:r>
-      <w:proofErr w:type="spellEnd"/>
-    </w:p>
-    <w:p>
-      <w:pPr>
-        <w:pStyle w:val="Listenabsatz"/>
-        <w:numPr>
-          <w:ilvl w:val="2"/>
-          <w:numId w:val="3"/>
-        </w:numPr>
-      </w:pPr>
-      <w:r>
-        <w:t xml:space="preserve">Wenn M gedrückt wird, wird </w:t>
-      </w:r>
-      <w:r>
-        <w:t xml:space="preserve">eine </w:t>
-      </w:r>
-      <w:r>
-        <w:t>Weltkarte angezeigt</w:t>
-      </w:r>
-      <w:r>
-        <w:t xml:space="preserve"> mit wichtigen </w:t>
-      </w:r>
-      <w:proofErr w:type="gramStart"/>
-      <w:r>
-        <w:t>Orten</w:t>
-      </w:r>
-      <w:proofErr w:type="gramEnd"/>
-      <w:r>
-        <w:t xml:space="preserve"> sodass man sich orientieren kann</w:t>
-      </w:r>
-    </w:p>
-    <w:p>
-      <w:pPr>
-        <w:pStyle w:val="Listenabsatz"/>
-        <w:numPr>
-          <w:ilvl w:val="1"/>
-          <w:numId w:val="3"/>
-        </w:numPr>
-      </w:pPr>
-      <w:r>
-        <w:t>Checkpoints</w:t>
-      </w:r>
-    </w:p>
-    <w:p>
-      <w:pPr>
-        <w:pStyle w:val="Listenabsatz"/>
-        <w:numPr>
-          <w:ilvl w:val="2"/>
-          <w:numId w:val="3"/>
-        </w:numPr>
-      </w:pPr>
-      <w:r>
-        <w:t>Mit vielen Hunden und Katzen</w:t>
-      </w:r>
-    </w:p>
-    <w:p>
-      <w:pPr>
-        <w:pStyle w:val="Listenabsatz"/>
-        <w:numPr>
-          <w:ilvl w:val="0"/>
-          <w:numId w:val="3"/>
-        </w:numPr>
-      </w:pPr>
-      <w:r>
-        <w:t>Items</w:t>
-      </w:r>
-    </w:p>
-    <w:p>
-      <w:pPr>
-        <w:pStyle w:val="Listenabsatz"/>
-        <w:numPr>
-          <w:ilvl w:val="1"/>
-          <w:numId w:val="3"/>
-        </w:numPr>
-      </w:pPr>
-      <w:r>
-        <w:t>1 Schwert</w:t>
-      </w:r>
-    </w:p>
-    <w:p>
-      <w:pPr>
-        <w:pStyle w:val="Listenabsatz"/>
-        <w:numPr>
-          <w:ilvl w:val="1"/>
-          <w:numId w:val="3"/>
-        </w:numPr>
-      </w:pPr>
-      <w:proofErr w:type="spellStart"/>
-      <w:r>
-        <w:t>Consumables</w:t>
-      </w:r>
-      <w:proofErr w:type="spellEnd"/>
-    </w:p>
-    <w:p>
-      <w:pPr>
-        <w:pStyle w:val="Listenabsatz"/>
-        <w:numPr>
-          <w:ilvl w:val="2"/>
-          <w:numId w:val="3"/>
-        </w:numPr>
-      </w:pPr>
-      <w:proofErr w:type="spellStart"/>
       <w:r>
         <w:lastRenderedPageBreak/>
         <w:t>Healthpotio</w:t>
@@ -1562,7 +1271,6 @@
       <w:r>
         <w:t>n</w:t>
       </w:r>
-      <w:proofErr w:type="spellEnd"/>
     </w:p>
     <w:p>
       <w:pPr>
@@ -1573,13 +1281,8 @@
         </w:numPr>
       </w:pPr>
       <w:r>
-        <w:t xml:space="preserve">Damage-Up </w:t>
-      </w:r>
-      <w:proofErr w:type="spellStart"/>
-      <w:r>
-        <w:t>Potion</w:t>
-      </w:r>
-      <w:proofErr w:type="spellEnd"/>
+        <w:t>Damage-Up Potion</w:t>
+      </w:r>
     </w:p>
     <w:p>
       <w:pPr>
@@ -1590,15 +1293,7 @@
         </w:numPr>
       </w:pPr>
       <w:r>
-        <w:t>Geld (</w:t>
-      </w:r>
-      <w:proofErr w:type="spellStart"/>
-      <w:r>
-        <w:t>Schmekles</w:t>
-      </w:r>
-      <w:proofErr w:type="spellEnd"/>
-      <w:r>
-        <w:t>)</w:t>
+        <w:t>Geld (Schmekles)</w:t>
       </w:r>
     </w:p>
     <w:p>
@@ -1612,19 +1307,11 @@
           <w:lang w:val="en-US"/>
         </w:rPr>
       </w:pPr>
-      <w:proofErr w:type="spellStart"/>
       <w:r>
         <w:rPr>
           <w:lang w:val="en-US"/>
         </w:rPr>
-        <w:t>Permament</w:t>
-      </w:r>
-      <w:proofErr w:type="spellEnd"/>
-      <w:r>
-        <w:rPr>
-          <w:lang w:val="en-US"/>
-        </w:rPr>
-        <w:t xml:space="preserve"> Health-Up </w:t>
+        <w:t xml:space="preserve">Permament Health-Up </w:t>
       </w:r>
     </w:p>
     <w:p>
@@ -1653,13 +1340,8 @@
           <w:numId w:val="3"/>
         </w:numPr>
       </w:pPr>
-      <w:proofErr w:type="gramStart"/>
-      <w:r>
-        <w:t>Endet</w:t>
-      </w:r>
-      <w:proofErr w:type="gramEnd"/>
-      <w:r>
-        <w:t xml:space="preserve"> nachdem man den Bo</w:t>
+      <w:r>
+        <w:t>Endet nachdem man den Bo</w:t>
       </w:r>
       <w:r>
         <w:t>ss getötet hat</w:t>
@@ -1694,14 +1376,12 @@
           <w:lang w:val="en-US"/>
         </w:rPr>
       </w:pPr>
-      <w:proofErr w:type="spellStart"/>
       <w:r>
         <w:rPr>
           <w:lang w:val="en-US"/>
         </w:rPr>
         <w:t>Startscreen</w:t>
       </w:r>
-      <w:proofErr w:type="spellEnd"/>
     </w:p>
     <w:p>
       <w:pPr>
@@ -1792,14 +1472,12 @@
           <w:lang w:val="en-US"/>
         </w:rPr>
       </w:pPr>
-      <w:proofErr w:type="spellStart"/>
       <w:r>
         <w:rPr>
           <w:lang w:val="en-US"/>
         </w:rPr>
         <w:t>Exitbutton</w:t>
       </w:r>
-      <w:proofErr w:type="spellEnd"/>
     </w:p>
     <w:p>
       <w:pPr>
@@ -1845,50 +1523,26 @@
         <w:rPr>
           <w:lang w:val="en-US"/>
         </w:rPr>
-        <w:t xml:space="preserve">1 Extra </w:t>
-      </w:r>
-      <w:proofErr w:type="spellStart"/>
-      <w:r>
+        <w:t>1 Extra Waffe</w:t>
+      </w:r>
+    </w:p>
+    <w:p>
+      <w:pPr>
+        <w:pStyle w:val="Listenabsatz"/>
+        <w:numPr>
+          <w:ilvl w:val="0"/>
+          <w:numId w:val="4"/>
+        </w:numPr>
         <w:rPr>
           <w:lang w:val="en-US"/>
         </w:rPr>
-        <w:t>Waffe</w:t>
-      </w:r>
-      <w:proofErr w:type="spellEnd"/>
-    </w:p>
-    <w:p>
-      <w:pPr>
-        <w:pStyle w:val="Listenabsatz"/>
-        <w:numPr>
-          <w:ilvl w:val="0"/>
-          <w:numId w:val="4"/>
-        </w:numPr>
+      </w:pPr>
+      <w:r>
         <w:rPr>
           <w:lang w:val="en-US"/>
         </w:rPr>
-      </w:pPr>
-      <w:proofErr w:type="spellStart"/>
-      <w:r>
-        <w:rPr>
-          <w:lang w:val="en-US"/>
-        </w:rPr>
-        <w:t>Komplexeres</w:t>
-      </w:r>
-      <w:proofErr w:type="spellEnd"/>
-      <w:r>
-        <w:rPr>
-          <w:lang w:val="en-US"/>
-        </w:rPr>
-        <w:t xml:space="preserve"> </w:t>
-      </w:r>
-      <w:proofErr w:type="spellStart"/>
-      <w:r>
-        <w:rPr>
-          <w:lang w:val="en-US"/>
-        </w:rPr>
-        <w:t>Combatsystem</w:t>
-      </w:r>
-      <w:proofErr w:type="spellEnd"/>
+        <w:t>Komplexeres Combatsystem</w:t>
+      </w:r>
     </w:p>
     <w:p>
       <w:pPr>
@@ -1911,15 +1565,7 @@
         </w:numPr>
       </w:pPr>
       <w:r>
-        <w:t xml:space="preserve">Mehr </w:t>
-      </w:r>
-      <w:proofErr w:type="spellStart"/>
-      <w:r>
-        <w:t>Consumables</w:t>
-      </w:r>
-      <w:proofErr w:type="spellEnd"/>
-      <w:r>
-        <w:t xml:space="preserve"> (Damage-Up, …)</w:t>
+        <w:t>Mehr Consumables (Damage-Up, …)</w:t>
       </w:r>
     </w:p>
     <w:p>
@@ -2023,11 +1669,9 @@
           <w:numId w:val="4"/>
         </w:numPr>
       </w:pPr>
-      <w:proofErr w:type="spellStart"/>
       <w:r>
         <w:t>Subareas</w:t>
       </w:r>
-      <w:proofErr w:type="spellEnd"/>
     </w:p>
     <w:p>
       <w:pPr>
@@ -2097,21 +1741,8 @@
           <w:numId w:val="4"/>
         </w:numPr>
       </w:pPr>
-      <w:proofErr w:type="gramStart"/>
-      <w:r>
-        <w:t>Selber</w:t>
-      </w:r>
-      <w:proofErr w:type="gramEnd"/>
-      <w:r>
-        <w:t xml:space="preserve"> </w:t>
-      </w:r>
-      <w:proofErr w:type="gramStart"/>
-      <w:r>
-        <w:t>machen</w:t>
-      </w:r>
-      <w:proofErr w:type="gramEnd"/>
-      <w:r>
-        <w:t xml:space="preserve"> wenn simpel </w:t>
+      <w:r>
+        <w:t xml:space="preserve">Selber machen wenn simpel </w:t>
       </w:r>
     </w:p>
     <w:p>
@@ -2122,11 +1753,9 @@
           <w:numId w:val="4"/>
         </w:numPr>
       </w:pPr>
-      <w:proofErr w:type="spellStart"/>
       <w:r>
         <w:t>Settingsmenu</w:t>
       </w:r>
-      <w:proofErr w:type="spellEnd"/>
     </w:p>
     <w:p>
       <w:pPr>
@@ -2189,15 +1818,7 @@
         </w:numPr>
       </w:pPr>
       <w:r>
-        <w:t xml:space="preserve">Position wird auf der </w:t>
-      </w:r>
-      <w:proofErr w:type="spellStart"/>
-      <w:r>
-        <w:t>Map</w:t>
-      </w:r>
-      <w:proofErr w:type="spellEnd"/>
-      <w:r>
-        <w:t xml:space="preserve"> angezeigt</w:t>
+        <w:t>Position wird auf der Map angezeigt</w:t>
       </w:r>
     </w:p>
     <w:p/>
@@ -2273,6 +1894,285 @@
         <w:ind w:left="708"/>
       </w:pPr>
     </w:p>
+    <w:p>
+      <w:pPr>
+        <w:ind w:left="708"/>
+      </w:pPr>
+    </w:p>
+    <w:p>
+      <w:pPr>
+        <w:ind w:left="708"/>
+      </w:pPr>
+    </w:p>
+    <w:p>
+      <w:pPr>
+        <w:ind w:left="708"/>
+      </w:pPr>
+    </w:p>
+    <w:p>
+      <w:pPr>
+        <w:ind w:left="708"/>
+      </w:pPr>
+    </w:p>
+    <w:p>
+      <w:pPr>
+        <w:ind w:left="708"/>
+      </w:pPr>
+    </w:p>
+    <w:p>
+      <w:pPr>
+        <w:ind w:left="708"/>
+      </w:pPr>
+    </w:p>
+    <w:p>
+      <w:pPr>
+        <w:ind w:left="708"/>
+      </w:pPr>
+    </w:p>
+    <w:p>
+      <w:pPr>
+        <w:ind w:left="708"/>
+      </w:pPr>
+    </w:p>
+    <w:p>
+      <w:pPr>
+        <w:ind w:left="708"/>
+      </w:pPr>
+    </w:p>
+    <w:p>
+      <w:pPr>
+        <w:ind w:left="708"/>
+      </w:pPr>
+    </w:p>
+    <w:p>
+      <w:pPr>
+        <w:ind w:left="708"/>
+      </w:pPr>
+    </w:p>
+    <w:p>
+      <w:pPr>
+        <w:ind w:left="708"/>
+      </w:pPr>
+      <w:r>
+        <w:lastRenderedPageBreak/>
+        <w:t>Projektplanung</w:t>
+      </w:r>
+    </w:p>
+    <w:p>
+      <w:pPr>
+        <w:ind w:left="708"/>
+      </w:pPr>
+      <w:r>
+        <w:t>Klassen</w:t>
+      </w:r>
+    </w:p>
+    <w:p>
+      <w:pPr>
+        <w:pStyle w:val="Listenabsatz"/>
+        <w:numPr>
+          <w:ilvl w:val="0"/>
+          <w:numId w:val="6"/>
+        </w:numPr>
+      </w:pPr>
+      <w:r>
+        <w:t>GameManager</w:t>
+      </w:r>
+    </w:p>
+    <w:p>
+      <w:pPr>
+        <w:pStyle w:val="Listenabsatz"/>
+        <w:numPr>
+          <w:ilvl w:val="0"/>
+          <w:numId w:val="6"/>
+        </w:numPr>
+      </w:pPr>
+      <w:r>
+        <w:t>PlayerController</w:t>
+      </w:r>
+    </w:p>
+    <w:p>
+      <w:pPr>
+        <w:pStyle w:val="Listenabsatz"/>
+        <w:numPr>
+          <w:ilvl w:val="0"/>
+          <w:numId w:val="6"/>
+        </w:numPr>
+      </w:pPr>
+      <w:r>
+        <w:t>Inventory</w:t>
+      </w:r>
+    </w:p>
+    <w:p>
+      <w:pPr>
+        <w:pStyle w:val="Listenabsatz"/>
+        <w:numPr>
+          <w:ilvl w:val="0"/>
+          <w:numId w:val="6"/>
+        </w:numPr>
+      </w:pPr>
+      <w:r>
+        <w:t>Item</w:t>
+      </w:r>
+    </w:p>
+    <w:p>
+      <w:pPr>
+        <w:pStyle w:val="Listenabsatz"/>
+        <w:numPr>
+          <w:ilvl w:val="0"/>
+          <w:numId w:val="6"/>
+        </w:numPr>
+      </w:pPr>
+      <w:r>
+        <w:t>Consumables</w:t>
+      </w:r>
+    </w:p>
+    <w:p>
+      <w:pPr>
+        <w:pStyle w:val="Listenabsatz"/>
+        <w:numPr>
+          <w:ilvl w:val="0"/>
+          <w:numId w:val="6"/>
+        </w:numPr>
+      </w:pPr>
+      <w:r>
+        <w:t>Premanent Item</w:t>
+      </w:r>
+    </w:p>
+    <w:p>
+      <w:pPr>
+        <w:pStyle w:val="Listenabsatz"/>
+        <w:numPr>
+          <w:ilvl w:val="0"/>
+          <w:numId w:val="6"/>
+        </w:numPr>
+      </w:pPr>
+      <w:r>
+        <w:t>EnemyBase</w:t>
+      </w:r>
+    </w:p>
+    <w:p>
+      <w:pPr>
+        <w:pStyle w:val="Listenabsatz"/>
+        <w:numPr>
+          <w:ilvl w:val="0"/>
+          <w:numId w:val="6"/>
+        </w:numPr>
+      </w:pPr>
+      <w:r>
+        <w:t>SimpleEnemy</w:t>
+      </w:r>
+    </w:p>
+    <w:p>
+      <w:pPr>
+        <w:pStyle w:val="Listenabsatz"/>
+        <w:numPr>
+          <w:ilvl w:val="0"/>
+          <w:numId w:val="6"/>
+        </w:numPr>
+      </w:pPr>
+      <w:r>
+        <w:t>EnemyBase</w:t>
+      </w:r>
+    </w:p>
+    <w:p>
+      <w:pPr>
+        <w:pStyle w:val="Listenabsatz"/>
+        <w:numPr>
+          <w:ilvl w:val="0"/>
+          <w:numId w:val="6"/>
+        </w:numPr>
+      </w:pPr>
+      <w:r>
+        <w:t>Boss</w:t>
+      </w:r>
+    </w:p>
+    <w:p>
+      <w:pPr>
+        <w:pStyle w:val="Listenabsatz"/>
+        <w:numPr>
+          <w:ilvl w:val="0"/>
+          <w:numId w:val="6"/>
+        </w:numPr>
+      </w:pPr>
+      <w:r>
+        <w:t>Trap Base</w:t>
+      </w:r>
+    </w:p>
+    <w:p>
+      <w:pPr>
+        <w:pStyle w:val="Listenabsatz"/>
+        <w:numPr>
+          <w:ilvl w:val="0"/>
+          <w:numId w:val="6"/>
+        </w:numPr>
+      </w:pPr>
+      <w:r>
+        <w:t>SaveData</w:t>
+      </w:r>
+    </w:p>
+    <w:p>
+      <w:pPr>
+        <w:pStyle w:val="Listenabsatz"/>
+        <w:numPr>
+          <w:ilvl w:val="0"/>
+          <w:numId w:val="6"/>
+        </w:numPr>
+      </w:pPr>
+      <w:r>
+        <w:t>UIManager</w:t>
+      </w:r>
+    </w:p>
+    <w:p>
+      <w:pPr>
+        <w:ind w:left="708"/>
+      </w:pPr>
+    </w:p>
+    <w:p>
+      <w:pPr>
+        <w:pStyle w:val="Listenabsatz"/>
+        <w:numPr>
+          <w:ilvl w:val="0"/>
+          <w:numId w:val="5"/>
+        </w:numPr>
+      </w:pPr>
+      <w:r>
+        <w:drawing>
+          <wp:inline distT="0" distB="0" distL="0" distR="0" wp14:anchorId="6B6C1592" wp14:editId="6E2C0502">
+            <wp:extent cx="5760720" cy="4558665"/>
+            <wp:effectExtent l="0" t="0" r="0" b="0"/>
+            <wp:docPr id="198579623" name="Grafik 1"/>
+            <wp:cNvGraphicFramePr>
+              <a:graphicFrameLocks xmlns:a="http://schemas.openxmlformats.org/drawingml/2006/main" noChangeAspect="1"/>
+            </wp:cNvGraphicFramePr>
+            <a:graphic xmlns:a="http://schemas.openxmlformats.org/drawingml/2006/main">
+              <a:graphicData uri="http://schemas.openxmlformats.org/drawingml/2006/picture">
+                <pic:pic xmlns:pic="http://schemas.openxmlformats.org/drawingml/2006/picture">
+                  <pic:nvPicPr>
+                    <pic:cNvPr id="198579623" name=""/>
+                    <pic:cNvPicPr/>
+                  </pic:nvPicPr>
+                  <pic:blipFill>
+                    <a:blip r:embed="rId7"/>
+                    <a:stretch>
+                      <a:fillRect/>
+                    </a:stretch>
+                  </pic:blipFill>
+                  <pic:spPr>
+                    <a:xfrm>
+                      <a:off x="0" y="0"/>
+                      <a:ext cx="5760720" cy="4558665"/>
+                    </a:xfrm>
+                    <a:prstGeom prst="rect">
+                      <a:avLst/>
+                    </a:prstGeom>
+                  </pic:spPr>
+                </pic:pic>
+              </a:graphicData>
+            </a:graphic>
+          </wp:inline>
+        </w:drawing>
+      </w:r>
+    </w:p>
     <w:sectPr>
       <w:pgSz w:w="11906" w:h="16838"/>
       <w:pgMar w:top="1417" w:right="1417" w:bottom="1134" w:left="1417" w:header="708" w:footer="708" w:gutter="0"/>
@@ -2399,6 +2299,119 @@
     </w:lvl>
   </w:abstractNum>
   <w:abstractNum w:abstractNumId="1" w15:restartNumberingAfterBreak="0">
+    <w:nsid w:val="14872D7B"/>
+    <w:multiLevelType w:val="hybridMultilevel"/>
+    <w:tmpl w:val="03BEE0C2"/>
+    <w:lvl w:ilvl="0" w:tplc="0C070001">
+      <w:start w:val="1"/>
+      <w:numFmt w:val="bullet"/>
+      <w:lvlText w:val=""/>
+      <w:lvlJc w:val="left"/>
+      <w:pPr>
+        <w:ind w:left="1428" w:hanging="360"/>
+      </w:pPr>
+      <w:rPr>
+        <w:rFonts w:ascii="Symbol" w:hAnsi="Symbol" w:hint="default"/>
+      </w:rPr>
+    </w:lvl>
+    <w:lvl w:ilvl="1" w:tplc="0C070003" w:tentative="1">
+      <w:start w:val="1"/>
+      <w:numFmt w:val="bullet"/>
+      <w:lvlText w:val="o"/>
+      <w:lvlJc w:val="left"/>
+      <w:pPr>
+        <w:ind w:left="2148" w:hanging="360"/>
+      </w:pPr>
+      <w:rPr>
+        <w:rFonts w:ascii="Courier New" w:hAnsi="Courier New" w:cs="Courier New" w:hint="default"/>
+      </w:rPr>
+    </w:lvl>
+    <w:lvl w:ilvl="2" w:tplc="0C070005" w:tentative="1">
+      <w:start w:val="1"/>
+      <w:numFmt w:val="bullet"/>
+      <w:lvlText w:val=""/>
+      <w:lvlJc w:val="left"/>
+      <w:pPr>
+        <w:ind w:left="2868" w:hanging="360"/>
+      </w:pPr>
+      <w:rPr>
+        <w:rFonts w:ascii="Wingdings" w:hAnsi="Wingdings" w:hint="default"/>
+      </w:rPr>
+    </w:lvl>
+    <w:lvl w:ilvl="3" w:tplc="0C070001" w:tentative="1">
+      <w:start w:val="1"/>
+      <w:numFmt w:val="bullet"/>
+      <w:lvlText w:val=""/>
+      <w:lvlJc w:val="left"/>
+      <w:pPr>
+        <w:ind w:left="3588" w:hanging="360"/>
+      </w:pPr>
+      <w:rPr>
+        <w:rFonts w:ascii="Symbol" w:hAnsi="Symbol" w:hint="default"/>
+      </w:rPr>
+    </w:lvl>
+    <w:lvl w:ilvl="4" w:tplc="0C070003" w:tentative="1">
+      <w:start w:val="1"/>
+      <w:numFmt w:val="bullet"/>
+      <w:lvlText w:val="o"/>
+      <w:lvlJc w:val="left"/>
+      <w:pPr>
+        <w:ind w:left="4308" w:hanging="360"/>
+      </w:pPr>
+      <w:rPr>
+        <w:rFonts w:ascii="Courier New" w:hAnsi="Courier New" w:cs="Courier New" w:hint="default"/>
+      </w:rPr>
+    </w:lvl>
+    <w:lvl w:ilvl="5" w:tplc="0C070005" w:tentative="1">
+      <w:start w:val="1"/>
+      <w:numFmt w:val="bullet"/>
+      <w:lvlText w:val=""/>
+      <w:lvlJc w:val="left"/>
+      <w:pPr>
+        <w:ind w:left="5028" w:hanging="360"/>
+      </w:pPr>
+      <w:rPr>
+        <w:rFonts w:ascii="Wingdings" w:hAnsi="Wingdings" w:hint="default"/>
+      </w:rPr>
+    </w:lvl>
+    <w:lvl w:ilvl="6" w:tplc="0C070001" w:tentative="1">
+      <w:start w:val="1"/>
+      <w:numFmt w:val="bullet"/>
+      <w:lvlText w:val=""/>
+      <w:lvlJc w:val="left"/>
+      <w:pPr>
+        <w:ind w:left="5748" w:hanging="360"/>
+      </w:pPr>
+      <w:rPr>
+        <w:rFonts w:ascii="Symbol" w:hAnsi="Symbol" w:hint="default"/>
+      </w:rPr>
+    </w:lvl>
+    <w:lvl w:ilvl="7" w:tplc="0C070003" w:tentative="1">
+      <w:start w:val="1"/>
+      <w:numFmt w:val="bullet"/>
+      <w:lvlText w:val="o"/>
+      <w:lvlJc w:val="left"/>
+      <w:pPr>
+        <w:ind w:left="6468" w:hanging="360"/>
+      </w:pPr>
+      <w:rPr>
+        <w:rFonts w:ascii="Courier New" w:hAnsi="Courier New" w:cs="Courier New" w:hint="default"/>
+      </w:rPr>
+    </w:lvl>
+    <w:lvl w:ilvl="8" w:tplc="0C070005" w:tentative="1">
+      <w:start w:val="1"/>
+      <w:numFmt w:val="bullet"/>
+      <w:lvlText w:val=""/>
+      <w:lvlJc w:val="left"/>
+      <w:pPr>
+        <w:ind w:left="7188" w:hanging="360"/>
+      </w:pPr>
+      <w:rPr>
+        <w:rFonts w:ascii="Wingdings" w:hAnsi="Wingdings" w:hint="default"/>
+      </w:rPr>
+    </w:lvl>
+  </w:abstractNum>
+  <w:abstractNum w:abstractNumId="2" w15:restartNumberingAfterBreak="0">
     <w:nsid w:val="16D23A93"/>
     <w:multiLevelType w:val="hybridMultilevel"/>
     <w:tmpl w:val="CEEE004E"/>
@@ -2511,7 +2524,120 @@
       </w:rPr>
     </w:lvl>
   </w:abstractNum>
-  <w:abstractNum w:abstractNumId="2" w15:restartNumberingAfterBreak="0">
+  <w:abstractNum w:abstractNumId="3" w15:restartNumberingAfterBreak="0">
+    <w:nsid w:val="1CC02F7C"/>
+    <w:multiLevelType w:val="hybridMultilevel"/>
+    <w:tmpl w:val="B66E1648"/>
+    <w:lvl w:ilvl="0" w:tplc="0C070001">
+      <w:start w:val="1"/>
+      <w:numFmt w:val="bullet"/>
+      <w:lvlText w:val=""/>
+      <w:lvlJc w:val="left"/>
+      <w:pPr>
+        <w:ind w:left="1428" w:hanging="360"/>
+      </w:pPr>
+      <w:rPr>
+        <w:rFonts w:ascii="Symbol" w:hAnsi="Symbol" w:hint="default"/>
+      </w:rPr>
+    </w:lvl>
+    <w:lvl w:ilvl="1" w:tplc="0C070003" w:tentative="1">
+      <w:start w:val="1"/>
+      <w:numFmt w:val="bullet"/>
+      <w:lvlText w:val="o"/>
+      <w:lvlJc w:val="left"/>
+      <w:pPr>
+        <w:ind w:left="2148" w:hanging="360"/>
+      </w:pPr>
+      <w:rPr>
+        <w:rFonts w:ascii="Courier New" w:hAnsi="Courier New" w:cs="Courier New" w:hint="default"/>
+      </w:rPr>
+    </w:lvl>
+    <w:lvl w:ilvl="2" w:tplc="0C070005" w:tentative="1">
+      <w:start w:val="1"/>
+      <w:numFmt w:val="bullet"/>
+      <w:lvlText w:val=""/>
+      <w:lvlJc w:val="left"/>
+      <w:pPr>
+        <w:ind w:left="2868" w:hanging="360"/>
+      </w:pPr>
+      <w:rPr>
+        <w:rFonts w:ascii="Wingdings" w:hAnsi="Wingdings" w:hint="default"/>
+      </w:rPr>
+    </w:lvl>
+    <w:lvl w:ilvl="3" w:tplc="0C070001" w:tentative="1">
+      <w:start w:val="1"/>
+      <w:numFmt w:val="bullet"/>
+      <w:lvlText w:val=""/>
+      <w:lvlJc w:val="left"/>
+      <w:pPr>
+        <w:ind w:left="3588" w:hanging="360"/>
+      </w:pPr>
+      <w:rPr>
+        <w:rFonts w:ascii="Symbol" w:hAnsi="Symbol" w:hint="default"/>
+      </w:rPr>
+    </w:lvl>
+    <w:lvl w:ilvl="4" w:tplc="0C070003" w:tentative="1">
+      <w:start w:val="1"/>
+      <w:numFmt w:val="bullet"/>
+      <w:lvlText w:val="o"/>
+      <w:lvlJc w:val="left"/>
+      <w:pPr>
+        <w:ind w:left="4308" w:hanging="360"/>
+      </w:pPr>
+      <w:rPr>
+        <w:rFonts w:ascii="Courier New" w:hAnsi="Courier New" w:cs="Courier New" w:hint="default"/>
+      </w:rPr>
+    </w:lvl>
+    <w:lvl w:ilvl="5" w:tplc="0C070005" w:tentative="1">
+      <w:start w:val="1"/>
+      <w:numFmt w:val="bullet"/>
+      <w:lvlText w:val=""/>
+      <w:lvlJc w:val="left"/>
+      <w:pPr>
+        <w:ind w:left="5028" w:hanging="360"/>
+      </w:pPr>
+      <w:rPr>
+        <w:rFonts w:ascii="Wingdings" w:hAnsi="Wingdings" w:hint="default"/>
+      </w:rPr>
+    </w:lvl>
+    <w:lvl w:ilvl="6" w:tplc="0C070001" w:tentative="1">
+      <w:start w:val="1"/>
+      <w:numFmt w:val="bullet"/>
+      <w:lvlText w:val=""/>
+      <w:lvlJc w:val="left"/>
+      <w:pPr>
+        <w:ind w:left="5748" w:hanging="360"/>
+      </w:pPr>
+      <w:rPr>
+        <w:rFonts w:ascii="Symbol" w:hAnsi="Symbol" w:hint="default"/>
+      </w:rPr>
+    </w:lvl>
+    <w:lvl w:ilvl="7" w:tplc="0C070003" w:tentative="1">
+      <w:start w:val="1"/>
+      <w:numFmt w:val="bullet"/>
+      <w:lvlText w:val="o"/>
+      <w:lvlJc w:val="left"/>
+      <w:pPr>
+        <w:ind w:left="6468" w:hanging="360"/>
+      </w:pPr>
+      <w:rPr>
+        <w:rFonts w:ascii="Courier New" w:hAnsi="Courier New" w:cs="Courier New" w:hint="default"/>
+      </w:rPr>
+    </w:lvl>
+    <w:lvl w:ilvl="8" w:tplc="0C070005" w:tentative="1">
+      <w:start w:val="1"/>
+      <w:numFmt w:val="bullet"/>
+      <w:lvlText w:val=""/>
+      <w:lvlJc w:val="left"/>
+      <w:pPr>
+        <w:ind w:left="7188" w:hanging="360"/>
+      </w:pPr>
+      <w:rPr>
+        <w:rFonts w:ascii="Wingdings" w:hAnsi="Wingdings" w:hint="default"/>
+      </w:rPr>
+    </w:lvl>
+  </w:abstractNum>
+  <w:abstractNum w:abstractNumId="4" w15:restartNumberingAfterBreak="0">
     <w:nsid w:val="3CF00AE4"/>
     <w:multiLevelType w:val="hybridMultilevel"/>
     <w:tmpl w:val="E07688D4"/>
@@ -2624,7 +2750,7 @@
       </w:rPr>
     </w:lvl>
   </w:abstractNum>
-  <w:abstractNum w:abstractNumId="3" w15:restartNumberingAfterBreak="0">
+  <w:abstractNum w:abstractNumId="5" w15:restartNumberingAfterBreak="0">
     <w:nsid w:val="453671D0"/>
     <w:multiLevelType w:val="hybridMultilevel"/>
     <w:tmpl w:val="2384E5B4"/>
@@ -2738,15 +2864,21 @@
     </w:lvl>
   </w:abstractNum>
   <w:num w:numId="1" w16cid:durableId="587927667">
-    <w:abstractNumId w:val="3"/>
+    <w:abstractNumId w:val="5"/>
   </w:num>
   <w:num w:numId="2" w16cid:durableId="925311459">
-    <w:abstractNumId w:val="2"/>
+    <w:abstractNumId w:val="4"/>
   </w:num>
   <w:num w:numId="3" w16cid:durableId="1790851375">
     <w:abstractNumId w:val="0"/>
   </w:num>
   <w:num w:numId="4" w16cid:durableId="43062430">
+    <w:abstractNumId w:val="2"/>
+  </w:num>
+  <w:num w:numId="5" w16cid:durableId="600143116">
+    <w:abstractNumId w:val="3"/>
+  </w:num>
+  <w:num w:numId="6" w16cid:durableId="909774949">
     <w:abstractNumId w:val="1"/>
   </w:num>
 </w:numbering>
